--- a/manuscript/journal_animal_ecology_submission/R1/jae_R1_revision_responses.docx
+++ b/manuscript/journal_animal_ecology_submission/R1/jae_R1_revision_responses.docx
@@ -3,126 +3,19 @@
 <w:document xmlns:wpc="http://schemas.microsoft.com/office/word/2010/wordprocessingCanvas" xmlns:cx="http://schemas.microsoft.com/office/drawing/2014/chartex" xmlns:cx1="http://schemas.microsoft.com/office/drawing/2015/9/8/chartex" xmlns:cx2="http://schemas.microsoft.com/office/drawing/2015/10/21/chartex" xmlns:cx3="http://schemas.microsoft.com/office/drawing/2016/5/9/chartex" xmlns:cx4="http://schemas.microsoft.com/office/drawing/2016/5/10/chartex" xmlns:cx5="http://schemas.microsoft.com/office/drawing/2016/5/11/chartex" xmlns:cx6="http://schemas.microsoft.com/office/drawing/2016/5/12/chartex" xmlns:cx7="http://schemas.microsoft.com/office/drawing/2016/5/13/chartex" xmlns:cx8="http://schemas.microsoft.com/office/drawing/2016/5/14/chartex" xmlns:mc="http://schemas.openxmlformats.org/markup-compatibility/2006" xmlns:aink="http://schemas.microsoft.com/office/drawing/2016/ink" xmlns:am3d="http://schemas.microsoft.com/office/drawing/2017/model3d" xmlns:o="urn:schemas-microsoft-com:office:office" xmlns:oel="http://schemas.microsoft.com/office/2019/extlst" xmlns:r="http://schemas.openxmlformats.org/officeDocument/2006/relationships" xmlns:m="http://schemas.openxmlformats.org/officeDocument/2006/math" xmlns:v="urn:schemas-microsoft-com:vml" xmlns:wp14="http://schemas.microsoft.com/office/word/2010/wordprocessingDrawing" xmlns:wp="http://schemas.openxmlformats.org/drawingml/2006/wordprocessingDrawing" xmlns:w10="urn:schemas-microsoft-com:office:word" xmlns:w="http://schemas.openxmlformats.org/wordprocessingml/2006/main" xmlns:w14="http://schemas.microsoft.com/office/word/2010/wordml" xmlns:w15="http://schemas.microsoft.com/office/word/2012/wordml" xmlns:w16cex="http://schemas.microsoft.com/office/word/2018/wordml/cex" xmlns:w16cid="http://schemas.microsoft.com/office/word/2016/wordml/cid" xmlns:w16="http://schemas.microsoft.com/office/word/2018/wordml" xmlns:w16du="http://schemas.microsoft.com/office/word/2023/wordml/word16du" xmlns:w16sdtdh="http://schemas.microsoft.com/office/word/2020/wordml/sdtdatahash" xmlns:w16se="http://schemas.microsoft.com/office/word/2015/wordml/symex" xmlns:wpg="http://schemas.microsoft.com/office/word/2010/wordprocessingGroup" xmlns:wpi="http://schemas.microsoft.com/office/word/2010/wordprocessingInk" xmlns:wne="http://schemas.microsoft.com/office/word/2006/wordml" xmlns:wps="http://schemas.microsoft.com/office/word/2010/wordprocessingShape" mc:Ignorable="w14 w15 w16se w16cid w16 w16cex w16sdtdh w16du wp14">
   <w:body>
     <w:p>
-      <w:pPr>
-        <w:rPr>
-          <w:b/>
-          <w:bCs/>
-          <w:highlight w:val="yellow"/>
-        </w:rPr>
-      </w:pPr>
-      <w:r>
-        <w:rPr>
-          <w:b/>
-          <w:bCs/>
-          <w:highlight w:val="yellow"/>
-        </w:rPr>
-        <w:t>To do list:</w:t>
-      </w:r>
-    </w:p>
-    <w:p>
-      <w:pPr>
-        <w:pStyle w:val="ListParagraph"/>
-        <w:numPr>
-          <w:ilvl w:val="0"/>
-          <w:numId w:val="1"/>
-        </w:numPr>
-        <w:rPr>
-          <w:highlight w:val="yellow"/>
-        </w:rPr>
-      </w:pPr>
-      <w:r>
-        <w:rPr>
-          <w:highlight w:val="yellow"/>
-        </w:rPr>
-        <w:t>Potentially also tie in more</w:t>
-      </w:r>
-      <w:r>
-        <w:rPr>
-          <w:highlight w:val="yellow"/>
-        </w:rPr>
-        <w:t xml:space="preserve"> treatment of the existing N-mixture vs. GLMM literature in the </w:t>
-      </w:r>
-      <w:r>
-        <w:rPr>
-          <w:highlight w:val="yellow"/>
-        </w:rPr>
-        <w:t>discussion?</w:t>
-      </w:r>
-    </w:p>
-    <w:p>
-      <w:pPr>
-        <w:pStyle w:val="ListParagraph"/>
-        <w:numPr>
-          <w:ilvl w:val="0"/>
-          <w:numId w:val="1"/>
-        </w:numPr>
-        <w:rPr>
-          <w:highlight w:val="yellow"/>
-        </w:rPr>
-      </w:pPr>
-      <w:r>
-        <w:rPr>
-          <w:highlight w:val="yellow"/>
-        </w:rPr>
-        <w:t>Add supplemental figure</w:t>
-      </w:r>
-      <w:r>
-        <w:rPr>
-          <w:highlight w:val="yellow"/>
-        </w:rPr>
-        <w:t xml:space="preserve"> S6</w:t>
-      </w:r>
-      <w:r>
-        <w:rPr>
-          <w:highlight w:val="yellow"/>
-        </w:rPr>
-        <w:t xml:space="preserve"> panels e – f (poor fits for Poisson models).</w:t>
-      </w:r>
-    </w:p>
-    <w:p>
-      <w:pPr>
-        <w:pStyle w:val="ListParagraph"/>
-        <w:numPr>
-          <w:ilvl w:val="0"/>
-          <w:numId w:val="1"/>
-        </w:numPr>
-        <w:rPr>
-          <w:highlight w:val="yellow"/>
-        </w:rPr>
-      </w:pPr>
-      <w:r>
-        <w:rPr>
-          <w:highlight w:val="yellow"/>
-        </w:rPr>
-        <w:t xml:space="preserve">Place code and data on FigShare so the code can be run by someone else. </w:t>
-      </w:r>
-    </w:p>
-    <w:p>
-      <w:pPr>
-        <w:pStyle w:val="ListParagraph"/>
-        <w:numPr>
-          <w:ilvl w:val="0"/>
-          <w:numId w:val="1"/>
-        </w:numPr>
-        <w:rPr>
-          <w:highlight w:val="yellow"/>
-        </w:rPr>
-      </w:pPr>
-      <w:r>
-        <w:rPr>
-          <w:highlight w:val="yellow"/>
-        </w:rPr>
-        <w:t>Recheck line numbers in the response. They’ve shifted during the revision edits.</w:t>
-      </w:r>
-    </w:p>
-    <w:p>
       <w:r>
         <w:t>General response:</w:t>
       </w:r>
     </w:p>
     <w:p>
       <w:r>
-        <w:t xml:space="preserve">We thank the associate editor and both reviewers for their insightful and helpful comments. Incorporating these suggestions has a improved the strength and clarity of this work. We have responded to all reviewer comments below. </w:t>
+        <w:t xml:space="preserve">We thank the </w:t>
+      </w:r>
+      <w:r>
+        <w:t xml:space="preserve">Associate Editor </w:t>
+      </w:r>
+      <w:r>
+        <w:t xml:space="preserve">and reviewers for their insightful and helpful comments. Incorporating these suggestions has improved the strength and clarity of this work. We have responded to all reviewer comments below. </w:t>
       </w:r>
       <w:r>
         <w:t xml:space="preserve">Reviewer comments are </w:t>
@@ -210,37 +103,6 @@
           <w:bCs/>
         </w:rPr>
       </w:pPr>
-    </w:p>
-    <w:p>
-      <w:pPr>
-        <w:rPr>
-          <w:b/>
-          <w:bCs/>
-        </w:rPr>
-      </w:pPr>
-      <w:r>
-        <w:rPr>
-          <w:b/>
-          <w:bCs/>
-        </w:rPr>
-        <w:t>(nb. If there is no comment from a Reviewer listed below, this probably means that they have uploaded a separate 'file for author' to the ScholarOne Manuscripts Site. You can see these comments in your Author's Centre by clicking ‘manuscripts with decisions’ and then using the 'files attached' link at the bottom of the decision letter)</w:t>
-      </w:r>
-    </w:p>
-    <w:p>
-      <w:pPr>
-        <w:rPr>
-          <w:b/>
-          <w:bCs/>
-        </w:rPr>
-      </w:pPr>
-    </w:p>
-    <w:p>
-      <w:pPr>
-        <w:rPr>
-          <w:b/>
-          <w:bCs/>
-        </w:rPr>
-      </w:pPr>
       <w:r>
         <w:rPr>
           <w:b/>
@@ -256,14 +118,6 @@
           <w:bCs/>
         </w:rPr>
       </w:pPr>
-    </w:p>
-    <w:p>
-      <w:pPr>
-        <w:rPr>
-          <w:b/>
-          <w:bCs/>
-        </w:rPr>
-      </w:pPr>
       <w:r>
         <w:rPr>
           <w:b/>
@@ -294,14 +148,6 @@
           <w:bCs/>
         </w:rPr>
       </w:pPr>
-    </w:p>
-    <w:p>
-      <w:pPr>
-        <w:rPr>
-          <w:b/>
-          <w:bCs/>
-        </w:rPr>
-      </w:pPr>
       <w:r>
         <w:rPr>
           <w:b/>
@@ -322,385 +168,551 @@
           <w:b/>
           <w:bCs/>
         </w:rPr>
+        <w:t>Precision: the authors define precision as “Larger values of precision represent models with greater uncertainty” which sounds a bit awkward to me. Given that in statistics “precision” is defined as the reciprocal of variance, I suggest the authors to re-define precision to better stick to statistical definition. I think the task should be pretty straightforward, as precision can be calculated directly on posterior values as 1/var(posterior values).</w:t>
+      </w:r>
+    </w:p>
+    <w:p>
+      <w:r>
+        <w:t xml:space="preserve">Thank you for this important feedback. </w:t>
+      </w:r>
+      <w:r>
+        <w:t>We have redefined precision as 1/</w:t>
+      </w:r>
+      <w:r>
+        <w:t>sd</w:t>
+      </w:r>
+      <w:r>
+        <w:t xml:space="preserve">(posterior values). We have provided updated figures and results summaries according to the revised definition. </w:t>
+      </w:r>
+    </w:p>
+    <w:p>
+      <w:pPr>
+        <w:rPr>
+          <w:b/>
+          <w:bCs/>
+        </w:rPr>
+      </w:pPr>
+      <w:r>
+        <w:rPr>
+          <w:b/>
+          <w:bCs/>
+        </w:rPr>
+        <w:t>Model scripts: It would be very nice to have model scripts for both real-word case and simulations available on some repository (e.g. Figshare, Dryad). It would make the results reproducible and increase the usability of this kind of models by other scientists.</w:t>
+      </w:r>
+    </w:p>
+    <w:p>
+      <w:r>
+        <w:t>We have now placed all of the data, simulation code, and model/model running scripts in a Figshare repository</w:t>
+      </w:r>
+      <w:r>
+        <w:t xml:space="preserve"> </w:t>
+      </w:r>
+      <w:r>
+        <w:t>(</w:t>
+      </w:r>
+      <w:hyperlink r:id="rId5" w:history="1">
+        <w:r>
+          <w:rPr>
+            <w:rStyle w:val="Hyperlink"/>
+          </w:rPr>
+          <w:t>https://figshare.com/projects/Estimating_the_ecological_drivers_of_insect_abundance_when_detection_is_imperfect/264136</w:t>
+        </w:r>
+      </w:hyperlink>
+      <w:r>
+        <w:t xml:space="preserve"> )</w:t>
+      </w:r>
+      <w:r>
+        <w:t>, in addition to the linked github repository</w:t>
+      </w:r>
+      <w:r>
+        <w:t xml:space="preserve"> (</w:t>
+      </w:r>
+      <w:hyperlink r:id="rId6" w:history="1">
+        <w:r>
+          <w:rPr>
+            <w:rStyle w:val="Hyperlink"/>
+          </w:rPr>
+          <w:t>https://github.com/jensculrich/pollinator_abundance</w:t>
+        </w:r>
+      </w:hyperlink>
+      <w:r>
+        <w:t xml:space="preserve">) </w:t>
+      </w:r>
+      <w:r>
+        <w:t xml:space="preserve">that </w:t>
+      </w:r>
+      <w:r>
+        <w:t>readers can use</w:t>
+      </w:r>
+      <w:r>
+        <w:t xml:space="preserve"> to reproduce all analyses</w:t>
+      </w:r>
+      <w:r>
+        <w:t xml:space="preserve"> (or </w:t>
+      </w:r>
+      <w:r>
+        <w:t xml:space="preserve">to </w:t>
+      </w:r>
+      <w:r>
+        <w:t xml:space="preserve">adapt the </w:t>
+      </w:r>
+      <w:r>
+        <w:t xml:space="preserve">provided </w:t>
+      </w:r>
+      <w:r>
+        <w:t>code for use in new scenarios)</w:t>
+      </w:r>
+      <w:r>
+        <w:t>.</w:t>
+      </w:r>
+    </w:p>
+    <w:p>
+      <w:pPr>
+        <w:rPr>
+          <w:b/>
+          <w:bCs/>
+        </w:rPr>
+      </w:pPr>
+      <w:r>
+        <w:rPr>
+          <w:b/>
+          <w:bCs/>
+        </w:rPr>
         <w:lastRenderedPageBreak/>
-        <w:t>Precision: the authors define precision as “Larger values of precision represent models with greater uncertainty” which sounds a bit awkward to me. Given that in statistics “precision” is defined as the reciprocal of variance, I suggest the authors to re-define precision to better stick to statistical definition. I think the task should be pretty straightforward, as precision can be calculated directly on posterior values as 1/var(posterior values).</w:t>
-      </w:r>
-    </w:p>
-    <w:p>
-      <w:r>
-        <w:t>We have redefined precision as 1/</w:t>
-      </w:r>
-      <w:r>
-        <w:t>sd</w:t>
-      </w:r>
-      <w:r>
-        <w:t xml:space="preserve">(posterior values). We have provided updated figures and results summaries according to the revised definition. </w:t>
-      </w:r>
-    </w:p>
-    <w:p>
-      <w:pPr>
-        <w:rPr>
-          <w:b/>
-          <w:bCs/>
-        </w:rPr>
-      </w:pPr>
-      <w:r>
-        <w:rPr>
-          <w:b/>
-          <w:bCs/>
-        </w:rPr>
-        <w:t>Model scripts: It would be very nice to have model scripts for both real-word case and simulations available on some repository (e.g. Figshare, Dryad). It would make the results reproducible and increase the usability of this kind of models by other scientists.</w:t>
-      </w:r>
-    </w:p>
-    <w:p>
-      <w:r>
-        <w:t>We have now placed all of the data, simulation code, and model/model running scripts in a Figshare repository</w:t>
-      </w:r>
-      <w:r>
-        <w:t xml:space="preserve">, in addition to the linked github repository that </w:t>
-      </w:r>
-      <w:r>
-        <w:t>readers can use</w:t>
-      </w:r>
-      <w:r>
-        <w:t xml:space="preserve"> to reproduce all analyses</w:t>
-      </w:r>
-      <w:r>
-        <w:t xml:space="preserve"> (or </w:t>
-      </w:r>
-      <w:r>
-        <w:t xml:space="preserve">to </w:t>
-      </w:r>
-      <w:r>
-        <w:t xml:space="preserve">adapt the </w:t>
-      </w:r>
-      <w:r>
-        <w:t xml:space="preserve">provided </w:t>
-      </w:r>
-      <w:r>
-        <w:t>code for use in new scenarios)</w:t>
-      </w:r>
-      <w:r>
+        <w:t>Specific comments:</w:t>
+      </w:r>
+    </w:p>
+    <w:p>
+      <w:pPr>
+        <w:rPr>
+          <w:b/>
+          <w:bCs/>
+        </w:rPr>
+      </w:pPr>
+      <w:r>
+        <w:rPr>
+          <w:b/>
+          <w:bCs/>
+        </w:rPr>
+        <w:t>Line 53: I think that “we found” should be avoided in the introduction, even if the author list is the same.</w:t>
+      </w:r>
+    </w:p>
+    <w:p>
+      <w:r>
+        <w:t>Thank you, we have revised this sentence.</w:t>
+      </w:r>
+    </w:p>
+    <w:p>
+      <w:pPr>
+        <w:rPr>
+          <w:b/>
+          <w:bCs/>
+        </w:rPr>
+      </w:pPr>
+      <w:r>
+        <w:rPr>
+          <w:b/>
+          <w:bCs/>
+        </w:rPr>
+        <w:t>L73: “directly estimate predictors of abundance” not sure whether the authors meant the effects of potential predictors?</w:t>
+      </w:r>
+    </w:p>
+    <w:p>
+      <w:r>
+        <w:t>We have changed to “potential predictors” in this sentence.</w:t>
+      </w:r>
+    </w:p>
+    <w:p>
+      <w:pPr>
+        <w:rPr>
+          <w:b/>
+          <w:bCs/>
+        </w:rPr>
+      </w:pPr>
+      <w:r>
+        <w:rPr>
+          <w:b/>
+          <w:bCs/>
+        </w:rPr>
+        <w:t>L88: for another recent application of N-mixture on insects, see Nodari et al. 2025, Comparing sampling methods to monitor population abundance while accounting for imperfect detection: An application of N-mixture models on Orthoptera. Global Ecology and Conservationhttps://doi.org/10.1016/j.gecco.2025.e03435</w:t>
+      </w:r>
+    </w:p>
+    <w:p>
+      <w:r>
+        <w:t>Thank you for pointing out this new study. We have added this example with citation.</w:t>
+      </w:r>
+    </w:p>
+    <w:p>
+      <w:pPr>
+        <w:rPr>
+          <w:b/>
+          <w:bCs/>
+        </w:rPr>
+      </w:pPr>
+      <w:r>
+        <w:rPr>
+          <w:b/>
+          <w:bCs/>
+        </w:rPr>
+        <w:t>L134: “with simulation” sounds a bit too repetitive. I would delete this one and list what the authors did with simulations, like: i) we investigated…; ii) we tested how….</w:t>
+      </w:r>
+    </w:p>
+    <w:p>
+      <w:r>
+        <w:t>We have now removed the repetition here.</w:t>
+      </w:r>
+    </w:p>
+    <w:p>
+      <w:pPr>
+        <w:rPr>
+          <w:b/>
+          <w:bCs/>
+        </w:rPr>
+      </w:pPr>
+      <w:r>
+        <w:rPr>
+          <w:b/>
+          <w:bCs/>
+        </w:rPr>
+        <w:t>L143: what is intended with bi-weekly? Two times a week or once every two weeks?</w:t>
+      </w:r>
+    </w:p>
+    <w:p>
+      <w:r>
+        <w:t>Once every two weeks. For clarity, we have revised to “</w:t>
+      </w:r>
+      <w:r>
+        <w:rPr>
+          <w:lang w:val="en-CA"/>
+        </w:rPr>
+        <w:t>In control parks, turfgrass was mowed approximately once every two weeks.”</w:t>
+      </w:r>
+    </w:p>
+    <w:p>
+      <w:pPr>
+        <w:rPr>
+          <w:b/>
+          <w:bCs/>
+        </w:rPr>
+      </w:pPr>
+      <w:r>
+        <w:rPr>
+          <w:b/>
+          <w:bCs/>
+        </w:rPr>
+        <w:t>L148: I would add some measures (e.g. ~50 cm).</w:t>
+      </w:r>
+    </w:p>
+    <w:p>
+      <w:r>
+        <w:t xml:space="preserve">We have now added </w:t>
+      </w:r>
+      <w:r>
+        <w:rPr>
+          <w:lang w:val="en-CA"/>
+        </w:rPr>
+        <w:t>(~50-75 cm).</w:t>
+      </w:r>
+    </w:p>
+    <w:p>
+      <w:pPr>
+        <w:rPr>
+          <w:b/>
+          <w:bCs/>
+        </w:rPr>
+      </w:pPr>
+      <w:r>
+        <w:rPr>
+          <w:b/>
+          <w:bCs/>
+        </w:rPr>
+        <w:t>L157-158: This seems to be a bit contradictory with the previous sentence, where you mention Megachile spp.</w:t>
+      </w:r>
+    </w:p>
+    <w:p>
+      <w:r>
+        <w:t xml:space="preserve">Megachile spp. </w:t>
+      </w:r>
+      <w:r>
+        <w:t>(</w:t>
+      </w:r>
+      <w:r>
+        <w:t>not including</w:t>
+      </w:r>
+      <w:r>
+        <w:t xml:space="preserve"> the</w:t>
+      </w:r>
+      <w:r>
+        <w:t xml:space="preserve"> common, non-native species Megachile rotundata</w:t>
+      </w:r>
+      <w:r>
+        <w:t xml:space="preserve">) </w:t>
+      </w:r>
+      <w:r>
+        <w:t xml:space="preserve">were counted and modelled as a single </w:t>
+      </w:r>
+      <w:r>
+        <w:t>taxonomic unit</w:t>
+      </w:r>
+      <w:r>
+        <w:t xml:space="preserve">. </w:t>
+      </w:r>
+      <w:r>
+        <w:t xml:space="preserve">We could not identify them to species level in the field but we could identify them </w:t>
+      </w:r>
+      <w:r>
+        <w:t>to genus and easily sort out the non-native Megachile rotundata. This gave us a morphospecies that we could model</w:t>
+      </w:r>
+      <w:r>
+        <w:t xml:space="preserve">. </w:t>
+      </w:r>
+      <w:r>
+        <w:t xml:space="preserve">Ideally, we would have been able to distinguish Megachile species at a finer level, as there could be heterogeneity among the species in this species group. However, we still wanted to include these Megachile to increase the taxonomic coverage of the wild bees that we looked at. </w:t>
+      </w:r>
+      <w:r>
+        <w:t>We revised the sentence as “</w:t>
+      </w:r>
+      <w:r>
+        <w:rPr>
+          <w:lang w:val="en-CA"/>
+        </w:rPr>
+        <w:t xml:space="preserve">We chose these </w:t>
+      </w:r>
+      <w:bookmarkStart w:id="0" w:name="_Hlk202193002"/>
+      <w:r>
+        <w:rPr>
+          <w:lang w:val="en-CA"/>
+        </w:rPr>
+        <w:t xml:space="preserve">species / species groups </w:t>
+      </w:r>
+      <w:bookmarkEnd w:id="0"/>
+      <w:r>
+        <w:rPr>
+          <w:lang w:val="en-CA"/>
+        </w:rPr>
+        <w:t xml:space="preserve">because we could easily </w:t>
+      </w:r>
+      <w:r>
+        <w:rPr>
+          <w:lang w:val="en-CA"/>
+        </w:rPr>
+        <w:t>identify them in the field.”</w:t>
+      </w:r>
+      <w:r>
+        <w:rPr>
+          <w:lang w:val="en-CA"/>
+        </w:rPr>
+        <w:t xml:space="preserve"> </w:t>
+      </w:r>
+      <w:r>
+        <w:rPr>
+          <w:lang w:val="en-CA"/>
+        </w:rPr>
+        <w:t>(</w:t>
+      </w:r>
+      <w:r>
+        <w:rPr>
+          <w:lang w:val="en-CA"/>
+        </w:rPr>
+        <w:t>L165-167</w:t>
+      </w:r>
+      <w:r>
+        <w:rPr>
+          <w:lang w:val="en-CA"/>
+        </w:rPr>
+        <w:t>)</w:t>
+      </w:r>
+      <w:r>
+        <w:rPr>
+          <w:lang w:val="en-CA"/>
+        </w:rPr>
         <w:t>.</w:t>
       </w:r>
-    </w:p>
-    <w:p>
-      <w:pPr>
-        <w:rPr>
-          <w:b/>
-          <w:bCs/>
-        </w:rPr>
-      </w:pPr>
-      <w:r>
-        <w:rPr>
-          <w:b/>
-          <w:bCs/>
-        </w:rPr>
-        <w:t>Specific comments:</w:t>
-      </w:r>
-    </w:p>
-    <w:p>
-      <w:pPr>
-        <w:rPr>
-          <w:b/>
-          <w:bCs/>
-        </w:rPr>
-      </w:pPr>
-      <w:r>
-        <w:rPr>
-          <w:b/>
-          <w:bCs/>
-        </w:rPr>
-        <w:t>Line 53: I think that “we found” should be avoided in the introduction, even if the author list is the same.</w:t>
-      </w:r>
-    </w:p>
-    <w:p>
-      <w:r>
-        <w:t>Thank you, we have revised this sentence.</w:t>
-      </w:r>
-    </w:p>
-    <w:p>
-      <w:pPr>
-        <w:rPr>
-          <w:b/>
-          <w:bCs/>
-        </w:rPr>
-      </w:pPr>
-      <w:r>
-        <w:rPr>
-          <w:b/>
-          <w:bCs/>
-        </w:rPr>
-        <w:t>L73: “directly estimate predictors of abundance” not sure whether the authors meant the effects of potential predictors?</w:t>
-      </w:r>
-    </w:p>
-    <w:p>
-      <w:r>
-        <w:t>We have changed to “potential predictors” in this sentence.</w:t>
-      </w:r>
-    </w:p>
-    <w:p>
-      <w:pPr>
-        <w:rPr>
-          <w:b/>
-          <w:bCs/>
-        </w:rPr>
-      </w:pPr>
-      <w:r>
-        <w:rPr>
-          <w:b/>
-          <w:bCs/>
-        </w:rPr>
-        <w:t>L88: for another recent application of N-mixture on insects, see Nodari et al. 2025, Comparing sampling methods to monitor population abundance while accounting for imperfect detection: An application of N-mixture models on Orthoptera. Global Ecology and Conservationhttps://doi.org/10.1016/j.gecco.2025.e03435</w:t>
-      </w:r>
-    </w:p>
-    <w:p>
-      <w:r>
-        <w:t>Thank you for pointing out this new study. We have added this example with citation.</w:t>
-      </w:r>
-    </w:p>
-    <w:p>
-      <w:pPr>
-        <w:rPr>
-          <w:b/>
-          <w:bCs/>
-        </w:rPr>
-      </w:pPr>
-      <w:r>
-        <w:rPr>
-          <w:b/>
-          <w:bCs/>
-        </w:rPr>
-        <w:t>L134: “with simulation” sounds a bit too repetitive. I would delete this one and list what the authors did with simulations, like: i) we investigated…; ii) we tested how….</w:t>
-      </w:r>
-    </w:p>
-    <w:p>
-      <w:r>
-        <w:t>We have now removed the repetition here.</w:t>
-      </w:r>
-    </w:p>
-    <w:p>
-      <w:pPr>
-        <w:rPr>
-          <w:b/>
-          <w:bCs/>
-        </w:rPr>
-      </w:pPr>
-      <w:r>
-        <w:rPr>
-          <w:b/>
-          <w:bCs/>
-        </w:rPr>
-        <w:t>L143: what is intended with bi-weekly? Two times a week or once every two weeks?</w:t>
-      </w:r>
-    </w:p>
-    <w:p>
-      <w:r>
-        <w:t>Once every two weeks. For clarity, we have revised to “</w:t>
-      </w:r>
-      <w:r>
-        <w:rPr>
-          <w:lang w:val="en-CA"/>
-        </w:rPr>
-        <w:t>In control parks, turfgrass was mowed approximately once every two weeks.”</w:t>
-      </w:r>
-    </w:p>
-    <w:p>
-      <w:pPr>
-        <w:rPr>
-          <w:b/>
-          <w:bCs/>
-        </w:rPr>
-      </w:pPr>
-      <w:r>
-        <w:rPr>
-          <w:b/>
-          <w:bCs/>
-        </w:rPr>
-        <w:t>L148: I would add some measures (e.g. ~50 cm).</w:t>
-      </w:r>
-    </w:p>
-    <w:p>
-      <w:r>
-        <w:t xml:space="preserve">Added </w:t>
-      </w:r>
-      <w:r>
-        <w:rPr>
-          <w:lang w:val="en-CA"/>
-        </w:rPr>
-        <w:t>(~50-75 cm).</w:t>
-      </w:r>
-    </w:p>
-    <w:p>
-      <w:pPr>
-        <w:rPr>
-          <w:b/>
-          <w:bCs/>
-        </w:rPr>
-      </w:pPr>
-      <w:r>
-        <w:rPr>
-          <w:b/>
-          <w:bCs/>
-        </w:rPr>
-        <w:t>L157-158: This seems to be a bit contradictory with the previous sentence, where you mention Megachile spp.</w:t>
-      </w:r>
-    </w:p>
-    <w:p>
-      <w:r>
-        <w:lastRenderedPageBreak/>
-        <w:t xml:space="preserve">Megachile spp. </w:t>
-      </w:r>
-      <w:r>
-        <w:t>(</w:t>
-      </w:r>
-      <w:r>
-        <w:t>not including common, non-native species Megachile rotundata</w:t>
-      </w:r>
-      <w:r>
-        <w:t xml:space="preserve">) </w:t>
-      </w:r>
-      <w:r>
-        <w:t xml:space="preserve">were counted and modelled as a single “species”. </w:t>
-      </w:r>
-      <w:r>
-        <w:t>We could not identify them to species level in the field but we could identify them as a species group in the field. We revised the sentence as “</w:t>
-      </w:r>
-      <w:r>
-        <w:rPr>
-          <w:lang w:val="en-CA"/>
-        </w:rPr>
-        <w:t xml:space="preserve">We chose these </w:t>
-      </w:r>
-      <w:bookmarkStart w:id="0" w:name="_Hlk202193002"/>
-      <w:r>
-        <w:rPr>
-          <w:lang w:val="en-CA"/>
-        </w:rPr>
-        <w:t xml:space="preserve">species / species groups </w:t>
-      </w:r>
-      <w:bookmarkEnd w:id="0"/>
-      <w:r>
-        <w:rPr>
-          <w:lang w:val="en-CA"/>
-        </w:rPr>
-        <w:t>because we could easily identify them in the field.”</w:t>
-      </w:r>
-      <w:r>
-        <w:rPr>
-          <w:lang w:val="en-CA"/>
-        </w:rPr>
-        <w:t xml:space="preserve"> We modelled the abundance and detection of all of the species from this species group to be the same, but there could be heterogeneity at finer taxonomic resolution.</w:t>
-      </w:r>
-    </w:p>
-    <w:p>
-      <w:pPr>
-        <w:rPr>
-          <w:b/>
-          <w:bCs/>
-        </w:rPr>
-      </w:pPr>
-      <w:r>
-        <w:rPr>
-          <w:b/>
-          <w:bCs/>
-        </w:rPr>
-        <w:t>L162 and elsewhere: repeat or repeated surveys?</w:t>
-      </w:r>
-    </w:p>
-    <w:p>
-      <w:r>
-        <w:t>We have changed “repeat” to “repeated” here and throughout the entire text for consistency.</w:t>
-      </w:r>
-    </w:p>
-    <w:p>
-      <w:pPr>
-        <w:rPr>
-          <w:b/>
-          <w:bCs/>
-        </w:rPr>
-      </w:pPr>
-      <w:r>
-        <w:rPr>
-          <w:b/>
-          <w:bCs/>
-        </w:rPr>
-        <w:t>L174-175: I think the authors should be a bit more specific here. I guess that insects were placed in a tube/box first and then the container on the ice? Please also explain why.</w:t>
-      </w:r>
-    </w:p>
-    <w:p>
-      <w:r>
-        <w:t xml:space="preserve">We have added more detail to the text to clarify our methods and the reasons behind them. We placed the bees in individual tubes first and then into the icebox. Chilling the </w:t>
-      </w:r>
-      <w:r>
-        <w:t>insects</w:t>
-      </w:r>
-      <w:r>
-        <w:t xml:space="preserve"> on ice</w:t>
-      </w:r>
-      <w:r>
-        <w:t xml:space="preserve"> during the sampling period</w:t>
-      </w:r>
-      <w:r>
+      <w:r>
+        <w:rPr>
+          <w:lang w:val="en-CA"/>
+        </w:rPr>
         <w:t xml:space="preserve"> </w:t>
       </w:r>
       <w:r>
-        <w:t>is a common method in insect field studies. Temporarily chilling insects slows movement and activity, which allowed us to identify and mark individuals at the end of the sampling period without causing further distress. We now communicate this in the methods (L172-175).</w:t>
-      </w:r>
-    </w:p>
-    <w:p>
-      <w:pPr>
-        <w:rPr>
-          <w:b/>
-          <w:bCs/>
-        </w:rPr>
-      </w:pPr>
-      <w:r>
-        <w:rPr>
-          <w:b/>
-          <w:bCs/>
-        </w:rPr>
-        <w:t>L198: The restoration effect looks like it is a random slope, isn’t it?</w:t>
-      </w:r>
-    </w:p>
-    <w:p>
-      <w:r>
-        <w:t>Yes</w:t>
-      </w:r>
-      <w:r>
-        <w:t xml:space="preserve">. We </w:t>
-      </w:r>
-      <w:r>
-        <w:t>have tried</w:t>
-      </w:r>
-      <w:r>
-        <w:t xml:space="preserve"> to make this </w:t>
-      </w:r>
-      <w:r>
-        <w:t>clearer</w:t>
-      </w:r>
-      <w:r>
-        <w:t xml:space="preserve"> by adding the word “slope”: “a </w:t>
-      </w:r>
-      <w:r>
-        <w:rPr>
-          <w:rFonts w:eastAsiaTheme="minorEastAsia"/>
-          <w:lang w:val="en-CA"/>
-        </w:rPr>
-        <w:t>species-specific random</w:t>
-      </w:r>
-      <w:r>
-        <w:rPr>
-          <w:rFonts w:eastAsiaTheme="minorEastAsia"/>
-          <w:lang w:val="en-CA"/>
-        </w:rPr>
-        <w:t xml:space="preserve"> </w:t>
-      </w:r>
-      <w:r>
-        <w:rPr>
-          <w:rFonts w:eastAsiaTheme="minorEastAsia"/>
+        <w:rPr>
+          <w:lang w:val="en-CA"/>
+        </w:rPr>
+        <w:t xml:space="preserve">We also added </w:t>
+      </w:r>
+      <w:r>
+        <w:rPr>
+          <w:lang w:val="en-CA"/>
+        </w:rPr>
+        <w:t>the caveat “</w:t>
+      </w:r>
+      <w:bookmarkStart w:id="1" w:name="_Hlk208844985"/>
+      <w:r>
+        <w:rPr>
+          <w:lang w:val="en-CA"/>
+        </w:rPr>
+        <w:t xml:space="preserve">Our approach does not account for potential </w:t>
+      </w:r>
+      <w:r>
+        <w:t xml:space="preserve">heterogeneity in abundance and detection responses among the native </w:t>
+      </w:r>
+      <w:r>
+        <w:rPr>
           <w:i/>
           <w:iCs/>
+        </w:rPr>
+        <w:t xml:space="preserve">Megachile </w:t>
+      </w:r>
+      <w:r>
+        <w:t>species that we grouped together.</w:t>
+      </w:r>
+      <w:bookmarkEnd w:id="1"/>
+      <w:r>
+        <w:t>”</w:t>
+      </w:r>
+      <w:r>
+        <w:t xml:space="preserve"> </w:t>
+      </w:r>
+      <w:r>
+        <w:t>(L17</w:t>
+      </w:r>
+      <w:r>
+        <w:t>8-180</w:t>
+      </w:r>
+      <w:r>
+        <w:t>)</w:t>
+      </w:r>
+      <w:r>
+        <w:t>.</w:t>
+      </w:r>
+    </w:p>
+    <w:p>
+      <w:pPr>
+        <w:rPr>
+          <w:b/>
+          <w:bCs/>
+        </w:rPr>
+      </w:pPr>
+      <w:r>
+        <w:rPr>
+          <w:b/>
+          <w:bCs/>
+        </w:rPr>
+        <w:t>L162 and elsewhere: repeat or repeated surveys?</w:t>
+      </w:r>
+    </w:p>
+    <w:p>
+      <w:r>
+        <w:t>We have changed “repeat” to “repeated” here and throughout the entire text for consistency.</w:t>
+      </w:r>
+    </w:p>
+    <w:p>
+      <w:pPr>
+        <w:rPr>
+          <w:b/>
+          <w:bCs/>
+        </w:rPr>
+      </w:pPr>
+      <w:r>
+        <w:rPr>
+          <w:b/>
+          <w:bCs/>
+        </w:rPr>
+        <w:lastRenderedPageBreak/>
+        <w:t>L174-175: I think the authors should be a bit more specific here. I guess that insects were placed in a tube/box first and then the container on the ice? Please also explain why.</w:t>
+      </w:r>
+    </w:p>
+    <w:p>
+      <w:r>
+        <w:t xml:space="preserve">We have added more detail to the text to clarify our methods and the reasons behind them. We placed the bees in individual tubes first and then into the icebox. Chilling the </w:t>
+      </w:r>
+      <w:r>
+        <w:t>insects</w:t>
+      </w:r>
+      <w:r>
+        <w:t xml:space="preserve"> on ice</w:t>
+      </w:r>
+      <w:r>
+        <w:t xml:space="preserve"> during the sampling period</w:t>
+      </w:r>
+      <w:r>
+        <w:t xml:space="preserve"> </w:t>
+      </w:r>
+      <w:r>
+        <w:t xml:space="preserve">is a common method in insect field studies. Temporarily chilling insects slows </w:t>
+      </w:r>
+      <w:r>
+        <w:t xml:space="preserve">their </w:t>
+      </w:r>
+      <w:r>
+        <w:t>movement and activity, which allowed us to identify and mark individuals at the end of the sampling period without causing further distress. We now communicate this in the methods (L1</w:t>
+      </w:r>
+      <w:r>
+        <w:t>87</w:t>
+      </w:r>
+      <w:r>
+        <w:t>-1</w:t>
+      </w:r>
+      <w:r>
+        <w:t>89</w:t>
+      </w:r>
+      <w:r>
+        <w:t>).</w:t>
+      </w:r>
+    </w:p>
+    <w:p>
+      <w:pPr>
+        <w:rPr>
+          <w:b/>
+          <w:bCs/>
+        </w:rPr>
+      </w:pPr>
+      <w:r>
+        <w:rPr>
+          <w:b/>
+          <w:bCs/>
+        </w:rPr>
+        <w:t>L198: The restoration effect looks like it is a random slope, isn’t it?</w:t>
+      </w:r>
+    </w:p>
+    <w:p>
+      <w:r>
+        <w:t>Yes</w:t>
+      </w:r>
+      <w:r>
+        <w:t xml:space="preserve">. We </w:t>
+      </w:r>
+      <w:r>
+        <w:t>have tried</w:t>
+      </w:r>
+      <w:r>
+        <w:t xml:space="preserve"> to make this </w:t>
+      </w:r>
+      <w:r>
+        <w:t>clearer</w:t>
+      </w:r>
+      <w:r>
+        <w:t xml:space="preserve"> by adding the word “slope”: “a </w:t>
+      </w:r>
+      <w:r>
+        <w:rPr>
+          <w:rFonts w:eastAsiaTheme="minorEastAsia"/>
+          <w:lang w:val="en-CA"/>
+        </w:rPr>
+        <w:t>species-specific random</w:t>
+      </w:r>
+      <w:r>
+        <w:rPr>
+          <w:rFonts w:eastAsiaTheme="minorEastAsia"/>
+          <w:lang w:val="en-CA"/>
+        </w:rPr>
+        <w:t xml:space="preserve"> </w:t>
+      </w:r>
+      <w:r>
+        <w:rPr>
+          <w:rFonts w:eastAsiaTheme="minorEastAsia"/>
+          <w:i/>
+          <w:iCs/>
           <w:lang w:val="en-CA"/>
         </w:rPr>
         <w:t>slope</w:t>
@@ -717,7 +729,56 @@
           <w:rFonts w:eastAsiaTheme="minorEastAsia"/>
           <w:lang w:val="en-CA"/>
         </w:rPr>
-        <w:t>”.</w:t>
+        <w:t>”</w:t>
+      </w:r>
+      <w:r>
+        <w:rPr>
+          <w:rFonts w:eastAsiaTheme="minorEastAsia"/>
+          <w:lang w:val="en-CA"/>
+        </w:rPr>
+        <w:t xml:space="preserve"> (L</w:t>
+      </w:r>
+      <w:r>
+        <w:rPr>
+          <w:rFonts w:eastAsiaTheme="minorEastAsia"/>
+          <w:lang w:val="en-CA"/>
+        </w:rPr>
+        <w:t>209</w:t>
+      </w:r>
+      <w:r>
+        <w:rPr>
+          <w:rFonts w:eastAsiaTheme="minorEastAsia"/>
+          <w:lang w:val="en-CA"/>
+        </w:rPr>
+        <w:t>-2</w:t>
+      </w:r>
+      <w:r>
+        <w:rPr>
+          <w:rFonts w:eastAsiaTheme="minorEastAsia"/>
+          <w:lang w:val="en-CA"/>
+        </w:rPr>
+        <w:t>10</w:t>
+      </w:r>
+      <w:r>
+        <w:rPr>
+          <w:rFonts w:eastAsiaTheme="minorEastAsia"/>
+          <w:lang w:val="en-CA"/>
+        </w:rPr>
+        <w:t>) and again for a random slope effect for the detection model (L2</w:t>
+      </w:r>
+      <w:r>
+        <w:rPr>
+          <w:rFonts w:eastAsiaTheme="minorEastAsia"/>
+          <w:lang w:val="en-CA"/>
+        </w:rPr>
+        <w:t>24-225</w:t>
+      </w:r>
+      <w:r>
+        <w:rPr>
+          <w:rFonts w:eastAsiaTheme="minorEastAsia"/>
+          <w:lang w:val="en-CA"/>
+        </w:rPr>
+        <w:t>).</w:t>
       </w:r>
     </w:p>
     <w:p>
@@ -753,9 +814,15 @@
         <w:t>vised</w:t>
       </w:r>
       <w:r>
-        <w:t xml:space="preserve"> this sentence as: “</w:t>
-      </w:r>
-      <w:bookmarkStart w:id="1" w:name="_Hlk203492383"/>
+        <w:t xml:space="preserve"> this sentence </w:t>
+      </w:r>
+      <w:r>
+        <w:t>to read</w:t>
+      </w:r>
+      <w:r>
+        <w:t>: “</w:t>
+      </w:r>
+      <w:bookmarkStart w:id="2" w:name="_Hlk203492383"/>
       <w:r>
         <w:rPr>
           <w:rFonts w:eastAsiaTheme="minorEastAsia"/>
@@ -1303,9 +1370,16 @@
           <w:rFonts w:eastAsiaTheme="minorEastAsia"/>
           <w:lang w:val="en-CA"/>
         </w:rPr>
-        <w:t xml:space="preserve"> represent the mean abundance intercept and the mean effect of restoration on pollinator abundance across all species</w:t>
-      </w:r>
-      <w:bookmarkEnd w:id="1"/>
+        <w:t xml:space="preserve"> represent the mean abundance intercept and the mean effect of restoration on abundance </w:t>
+      </w:r>
+      <w:bookmarkEnd w:id="2"/>
+      <w:r>
+        <w:rPr>
+          <w:rFonts w:eastAsiaTheme="minorEastAsia"/>
+          <w:lang w:val="en-CA"/>
+        </w:rPr>
+        <w:t>across all bee species</w:t>
+      </w:r>
       <w:r>
         <w:rPr>
           <w:rFonts w:eastAsiaTheme="minorEastAsia"/>
@@ -1325,7 +1399,49 @@
           <w:rFonts w:eastAsiaTheme="minorEastAsia"/>
           <w:lang w:val="en-CA"/>
         </w:rPr>
-        <w:t xml:space="preserve"> To be consistent, we also </w:t>
+        <w:t xml:space="preserve"> </w:t>
+      </w:r>
+      <w:r>
+        <w:rPr>
+          <w:rFonts w:eastAsiaTheme="minorEastAsia"/>
+          <w:lang w:val="en-CA"/>
+        </w:rPr>
+        <w:t>(L</w:t>
+      </w:r>
+      <w:r>
+        <w:rPr>
+          <w:rFonts w:eastAsiaTheme="minorEastAsia"/>
+          <w:lang w:val="en-CA"/>
+        </w:rPr>
+        <w:t>213</w:t>
+      </w:r>
+      <w:r>
+        <w:rPr>
+          <w:rFonts w:eastAsiaTheme="minorEastAsia"/>
+          <w:lang w:val="en-CA"/>
+        </w:rPr>
+        <w:t>-</w:t>
+      </w:r>
+      <w:r>
+        <w:rPr>
+          <w:rFonts w:eastAsiaTheme="minorEastAsia"/>
+          <w:lang w:val="en-CA"/>
+        </w:rPr>
+        <w:t>21</w:t>
+      </w:r>
+      <w:r>
+        <w:rPr>
+          <w:rFonts w:eastAsiaTheme="minorEastAsia"/>
+          <w:lang w:val="en-CA"/>
+        </w:rPr>
+        <w:t xml:space="preserve">6). </w:t>
+      </w:r>
+      <w:r>
+        <w:rPr>
+          <w:rFonts w:eastAsiaTheme="minorEastAsia"/>
+          <w:lang w:val="en-CA"/>
+        </w:rPr>
+        <w:t xml:space="preserve">To be consistent, we also </w:t>
       </w:r>
       <w:r>
         <w:rPr>
@@ -1339,7 +1455,42 @@
           <w:rFonts w:eastAsiaTheme="minorEastAsia"/>
           <w:lang w:val="en-CA"/>
         </w:rPr>
-        <w:t xml:space="preserve"> the sentence on L216 which describes the species</w:t>
+        <w:t xml:space="preserve"> the sentence on L2</w:t>
+      </w:r>
+      <w:r>
+        <w:rPr>
+          <w:rFonts w:eastAsiaTheme="minorEastAsia"/>
+          <w:lang w:val="en-CA"/>
+        </w:rPr>
+        <w:t>29</w:t>
+      </w:r>
+      <w:r>
+        <w:rPr>
+          <w:rFonts w:eastAsiaTheme="minorEastAsia"/>
+          <w:lang w:val="en-CA"/>
+        </w:rPr>
+        <w:t>-2</w:t>
+      </w:r>
+      <w:r>
+        <w:rPr>
+          <w:rFonts w:eastAsiaTheme="minorEastAsia"/>
+          <w:lang w:val="en-CA"/>
+        </w:rPr>
+        <w:t>3</w:t>
+      </w:r>
+      <w:r>
+        <w:rPr>
+          <w:rFonts w:eastAsiaTheme="minorEastAsia"/>
+          <w:lang w:val="en-CA"/>
+        </w:rPr>
+        <w:t>2</w:t>
+      </w:r>
+      <w:r>
+        <w:rPr>
+          <w:rFonts w:eastAsiaTheme="minorEastAsia"/>
+          <w:lang w:val="en-CA"/>
+        </w:rPr>
+        <w:t xml:space="preserve"> which describes the species</w:t>
       </w:r>
       <w:r>
         <w:rPr>
@@ -1387,7 +1538,10 @@
     </w:p>
     <w:p>
       <w:r>
-        <w:t>Added “fixed” effect of year in this sentence. We treated year as a fixed effect primarily because we only have two years of data.</w:t>
+        <w:t xml:space="preserve">We have added </w:t>
+      </w:r>
+      <w:r>
+        <w:t>“fixed” effect of year in this sentence. We treated year as a fixed effect primarily because we only have two years of data.</w:t>
       </w:r>
     </w:p>
     <w:p>
@@ -1434,9 +1588,15 @@
         <w:t xml:space="preserve">. To clarify, </w:t>
       </w:r>
       <w:r>
-        <w:t>we revised this sentence as “</w:t>
-      </w:r>
-      <w:bookmarkStart w:id="2" w:name="_Hlk203565972"/>
+        <w:t>we revised this sentence</w:t>
+      </w:r>
+      <w:r>
+        <w:t xml:space="preserve"> to read:</w:t>
+      </w:r>
+      <w:r>
+        <w:t xml:space="preserve"> “</w:t>
+      </w:r>
+      <w:bookmarkStart w:id="3" w:name="_Hlk203565972"/>
       <w:r>
         <w:rPr>
           <w:rFonts w:eastAsiaTheme="minorEastAsia"/>
@@ -1510,7 +1670,7 @@
         </w:rPr>
         <w:t xml:space="preserve">the largest count </w:t>
       </w:r>
-      <w:bookmarkStart w:id="3" w:name="_Hlk203492686"/>
+      <w:bookmarkStart w:id="4" w:name="_Hlk203492686"/>
       <w:r>
         <w:rPr>
           <w:rFonts w:eastAsiaTheme="minorEastAsia"/>
@@ -1518,7 +1678,7 @@
         </w:rPr>
         <w:t xml:space="preserve">observed for a species at a site across all three surveys </w:t>
       </w:r>
-      <w:bookmarkEnd w:id="3"/>
+      <w:bookmarkEnd w:id="4"/>
       <w:r>
         <w:rPr>
           <w:rFonts w:eastAsiaTheme="minorEastAsia"/>
@@ -1557,7 +1717,7 @@
           </m:sub>
         </m:sSub>
       </m:oMath>
-      <w:bookmarkEnd w:id="2"/>
+      <w:bookmarkEnd w:id="3"/>
       <w:r>
         <w:rPr>
           <w:rFonts w:eastAsiaTheme="minorEastAsia"/>
@@ -1565,6 +1725,34 @@
         </w:rPr>
         <w:t>".</w:t>
       </w:r>
+      <w:r>
+        <w:rPr>
+          <w:rFonts w:eastAsiaTheme="minorEastAsia"/>
+          <w:lang w:val="en-CA"/>
+        </w:rPr>
+        <w:t xml:space="preserve"> </w:t>
+      </w:r>
+      <w:r>
+        <w:rPr>
+          <w:rFonts w:eastAsiaTheme="minorEastAsia"/>
+          <w:lang w:val="en-CA"/>
+        </w:rPr>
+        <w:t>(L2</w:t>
+      </w:r>
+      <w:r>
+        <w:rPr>
+          <w:rFonts w:eastAsiaTheme="minorEastAsia"/>
+          <w:lang w:val="en-CA"/>
+        </w:rPr>
+        <w:t>36</w:t>
+      </w:r>
+      <w:r>
+        <w:rPr>
+          <w:rFonts w:eastAsiaTheme="minorEastAsia"/>
+          <w:lang w:val="en-CA"/>
+        </w:rPr>
+        <w:t>).</w:t>
+      </w:r>
     </w:p>
     <w:p>
       <w:pPr>
@@ -1583,32 +1771,151 @@
     </w:p>
     <w:p>
       <w:r>
+        <w:t xml:space="preserve">We’ve </w:t>
+      </w:r>
+      <w:r>
+        <w:t>revised</w:t>
+      </w:r>
+      <w:r>
+        <w:t xml:space="preserve"> th</w:t>
+      </w:r>
+      <w:r>
+        <w:t xml:space="preserve">is </w:t>
+      </w:r>
+      <w:r>
+        <w:t xml:space="preserve">paragraph to </w:t>
+      </w:r>
+      <w:r>
+        <w:t xml:space="preserve">better </w:t>
+      </w:r>
+      <w:r>
+        <w:t>communicate that this is an adapt</w:t>
+      </w:r>
+      <w:r>
+        <w:t>at</w:t>
+      </w:r>
+      <w:r>
+        <w:t xml:space="preserve">ion of </w:t>
+      </w:r>
+      <w:r>
+        <w:t>the standard approach for impl</w:t>
+      </w:r>
+      <w:r>
+        <w:t>eme</w:t>
+      </w:r>
+      <w:r>
+        <w:t>nting N-mixture models with this type of software (L2</w:t>
+      </w:r>
+      <w:r>
+        <w:t>33</w:t>
+      </w:r>
+      <w:r>
+        <w:t>-2</w:t>
+      </w:r>
+      <w:r>
+        <w:t>46</w:t>
+      </w:r>
+      <w:r>
+        <w:t>)</w:t>
+      </w:r>
+      <w:r>
+        <w:t xml:space="preserve">. BUGS/JAGS users will not have </w:t>
+      </w:r>
+      <w:r>
+        <w:t xml:space="preserve">to </w:t>
+      </w:r>
+      <w:r>
+        <w:t>use this implementation approach</w:t>
+      </w:r>
+      <w:r>
+        <w:t xml:space="preserve"> (marginalization across some specified range of discrete latent abundant states)</w:t>
+      </w:r>
+      <w:r>
+        <w:t xml:space="preserve">, but it is necessary for Stan as well as </w:t>
+      </w:r>
+      <w:r>
+        <w:t xml:space="preserve">the </w:t>
+      </w:r>
+      <w:r>
+        <w:t xml:space="preserve">popular “unmarked” software </w:t>
+      </w:r>
+      <w:r>
+        <w:rPr>
+          <w:rFonts w:eastAsiaTheme="minorEastAsia"/>
+          <w:lang w:val="en-CA"/>
+        </w:rPr>
+        <w:fldChar w:fldCharType="begin" w:fldLock="1"/>
+      </w:r>
+      <w:r>
+        <w:rPr>
+          <w:rFonts w:eastAsiaTheme="minorEastAsia"/>
+          <w:lang w:val="en-CA"/>
+        </w:rPr>
+        <w:instrText>ADDIN CSL_CITATION {"citationItems":[{"id":"ITEM-1","itemData":{"DOI":"10.18637/JSS.V043.I10","ISSN":"1548-7660","abstract":"Ecological research uses data collection techniques that are prone to substantial and unique types of measurement error to address scientific questions about species abundance and distribution. These data collection schemes include a number of survey methods in which unmarked individuals are counted, or determined to be present, at spatially- referenced sites. Examples include site occupancy sampling, repeated counts, distance sampling, removal sampling, and double observer sampling. To appropriately analyze these data, hierarchical models have been developed to separately model explanatory variables of both a latent abundance or occurrence process and a conditional detection process. Because these models have a straightforward interpretation paralleling mechanisms under which the data arose, they have recently gained immense popularity. The common hierarchical structure of these models is well-suited for a unified modeling interface. The R package unmarked provides such a unified modeling framework, including tools for data exploration, model fitting, model criticism, post-hoc analysis, and model comparison.","author":[{"dropping-particle":"","family":"Fiske","given":"Ian J.","non-dropping-particle":"","parse-names":false,"suffix":""},{"dropping-particle":"","family":"Chandler","given":"Richard B.","non-dropping-particle":"","parse-names":false,"suffix":""}],"container-title":"Journal of Statistical Software","id":"ITEM-1","issue":"10","issued":{"date-parts":[["2011","8","24"]]},"page":"1-23","publisher":"American Statistical Association","title":"unmarked: An R Package for Fitting Hierarchical Models of Wildlife Occurrence and Abundance","type":"article-journal","volume":"43"},"uris":["http://www.mendeley.com/documents/?uuid=32c6dea3-1b55-3ee6-ab01-f45671ceaeae"]}],"mendeley":{"formattedCitation":"(Fiske &amp; Chandler, 2011)","plainTextFormattedCitation":"(Fiske &amp; Chandler, 2011)"},"properties":{"noteIndex":0},"schema":"https://github.com/citation-style-language/schema/raw/master/csl-citation.json"}</w:instrText>
+      </w:r>
+      <w:r>
+        <w:rPr>
+          <w:rFonts w:eastAsiaTheme="minorEastAsia"/>
+          <w:lang w:val="en-CA"/>
+        </w:rPr>
+        <w:fldChar w:fldCharType="separate"/>
+      </w:r>
+      <w:r>
+        <w:rPr>
+          <w:rFonts w:eastAsiaTheme="minorEastAsia"/>
+          <w:noProof/>
+          <w:lang w:val="en-CA"/>
+        </w:rPr>
+        <w:t>(Fiske &amp; Chandler, 2011)</w:t>
+      </w:r>
+      <w:r>
+        <w:rPr>
+          <w:rFonts w:eastAsiaTheme="minorEastAsia"/>
+          <w:lang w:val="en-CA"/>
+        </w:rPr>
+        <w:fldChar w:fldCharType="end"/>
+      </w:r>
+      <w:r>
+        <w:rPr>
+          <w:rFonts w:eastAsiaTheme="minorEastAsia"/>
+          <w:lang w:val="en-CA"/>
+        </w:rPr>
+        <w:t>. In contrast to ‘unmarked’ which uses a default K unless the user specifies otherwise, building a custom Stan model forced us to think about the choice of K</w:t>
+      </w:r>
+      <w:r>
+        <w:rPr>
+          <w:rFonts w:eastAsiaTheme="minorEastAsia"/>
+          <w:lang w:val="en-CA"/>
+        </w:rPr>
+        <w:t>. W</w:t>
+      </w:r>
+      <w:r>
+        <w:rPr>
+          <w:rFonts w:eastAsiaTheme="minorEastAsia"/>
+          <w:lang w:val="en-CA"/>
+        </w:rPr>
+        <w:t xml:space="preserve">e tested </w:t>
+      </w:r>
+      <w:r>
+        <w:rPr>
+          <w:rFonts w:eastAsiaTheme="minorEastAsia"/>
+          <w:lang w:val="en-CA"/>
+        </w:rPr>
+        <w:t>our choice of K to</w:t>
+      </w:r>
+      <w:r>
+        <w:rPr>
+          <w:rFonts w:eastAsiaTheme="minorEastAsia"/>
+          <w:lang w:val="en-CA"/>
+        </w:rPr>
+        <w:t xml:space="preserve"> ensure that it was not affecting our</w:t>
+      </w:r>
+      <w:r>
+        <w:t xml:space="preserve"> results. Because the </w:t>
+      </w:r>
+      <w:r>
         <w:lastRenderedPageBreak/>
-        <w:t xml:space="preserve">We’ve </w:t>
-      </w:r>
-      <w:r>
-        <w:t>revised</w:t>
-      </w:r>
-      <w:r>
-        <w:t xml:space="preserve"> th</w:t>
-      </w:r>
-      <w:r>
-        <w:t>is end of the</w:t>
-      </w:r>
-      <w:r>
-        <w:t xml:space="preserve"> paragraph to </w:t>
-      </w:r>
-      <w:r>
-        <w:t xml:space="preserve">better </w:t>
-      </w:r>
-      <w:r>
-        <w:t xml:space="preserve">communicate that this is an adaption of a common way of implementing these binmix models. BUGS/JAGS users will not have </w:t>
-      </w:r>
-      <w:r>
-        <w:t xml:space="preserve">to </w:t>
-      </w:r>
-      <w:r>
-        <w:t xml:space="preserve">use this implementation approach, but it is necessary for Stan as well as popular “unmarked” software </w:t>
+        <w:t xml:space="preserve">choice has potential to affect results </w:t>
       </w:r>
       <w:r>
         <w:rPr>
@@ -1622,7 +1929,7 @@
           <w:rFonts w:eastAsiaTheme="minorEastAsia"/>
           <w:lang w:val="en-CA"/>
         </w:rPr>
-        <w:instrText>ADDIN CSL_CITATION {"citationItems":[{"id":"ITEM-1","itemData":{"DOI":"10.18637/JSS.V043.I10","ISSN":"1548-7660","abstract":"Ecological research uses data collection techniques that are prone to substantial and unique types of measurement error to address scientific questions about species abundance and distribution. These data collection schemes include a number of survey methods in which unmarked individuals are counted, or determined to be present, at spatially- referenced sites. Examples include site occupancy sampling, repeated counts, distance sampling, removal sampling, and double observer sampling. To appropriately analyze these data, hierarchical models have been developed to separately model explanatory variables of both a latent abundance or occurrence process and a conditional detection process. Because these models have a straightforward interpretation paralleling mechanisms under which the data arose, they have recently gained immense popularity. The common hierarchical structure of these models is well-suited for a unified modeling interface. The R package unmarked provides such a unified modeling framework, including tools for data exploration, model fitting, model criticism, post-hoc analysis, and model comparison.","author":[{"dropping-particle":"","family":"Fiske","given":"Ian J.","non-dropping-particle":"","parse-names":false,"suffix":""},{"dropping-particle":"","family":"Chandler","given":"Richard B.","non-dropping-particle":"","parse-names":false,"suffix":""}],"container-title":"Journal of Statistical Software","id":"ITEM-1","issue":"10","issued":{"date-parts":[["2011","8","24"]]},"page":"1-23","publisher":"American Statistical Association","title":"unmarked: An R Package for Fitting Hierarchical Models of Wildlife Occurrence and Abundance","type":"article-journal","volume":"43"},"uris":["http://www.mendeley.com/documents/?uuid=32c6dea3-1b55-3ee6-ab01-f45671ceaeae"]}],"mendeley":{"formattedCitation":"(Fiske &amp; Chandler, 2011)","plainTextFormattedCitation":"(Fiske &amp; Chandler, 2011)"},"properties":{"noteIndex":0},"schema":"https://github.com/citation-style-language/schema/raw/master/csl-citation.json"}</w:instrText>
+        <w:instrText>ADDIN CSL_CITATION {"citationItems":[{"id":"ITEM-1","itemData":{"DOI":"10.1002/ecy.2093","abstract":"Binomial N-mixture models have proven very useful in ecology, conservation, and monitoring: they allow estimation and modeling of abundance separately from detection probability using simple counts. Recently, doubts about parameter identifiability have been voiced. I conducted a large-scale screening test with 137 bird data sets from 2,037 sites. I found virtually no identifiability problems for Poisson and zero-inflated Poisson (ZIP) binomial N-mixture models, but negative-binomial (NB) models had problems in 25% of all data sets. The corresponding multinomial N-mixture models had no problems. Parameter estimates under Poisson and ZIP binomial and multinomial N-mixture models were extremely similar. Identifi-ability problems became a little more frequent with smaller sample sizes (267 and 50 sites), but were unaffected by whether the models did or did not include covariates. Hence, binomial N-mixture model parameters with Poisson and ZIP mixtures typically appeared identifiable. In contrast, NB mixtures were often unidentifiable, which is worrying since these were often selected by Akaike's information criterion. Identifiability of binomial N-mixture models should always be checked. If problems are found, simpler models, integrated models that combine different observation models or the use of external information via informative priors or penalized likelihoods, may help.","author":[{"dropping-particle":"","family":"Kery","given":"M.","non-dropping-particle":"","parse-names":false,"suffix":""}],"id":"ITEM-1","issued":{"date-parts":[["2017"]]},"title":"Identifiability in N-mixture models: a large-scale screening test with bird data","type":"article-journal"},"uris":["http://www.mendeley.com/documents/?uuid=efc48167-0837-3fa9-8d8a-2666701cadc8"]}],"mendeley":{"formattedCitation":"(Kery, 2017)","manualFormatting":"(Kery 2017)","plainTextFormattedCitation":"(Kery, 2017)","previouslyFormattedCitation":"(Kery, 2017)"},"properties":{"noteIndex":0},"schema":"https://github.com/citation-style-language/schema/raw/master/csl-citation.json"}</w:instrText>
       </w:r>
       <w:r>
         <w:rPr>
@@ -1637,7 +1944,7 @@
           <w:noProof/>
           <w:lang w:val="en-CA"/>
         </w:rPr>
-        <w:t>(Fiske &amp; Chandler, 2011)</w:t>
+        <w:t>(Kery 2017)</w:t>
       </w:r>
       <w:r>
         <w:rPr>
@@ -1651,614 +1958,848 @@
           <w:rFonts w:eastAsiaTheme="minorEastAsia"/>
           <w:lang w:val="en-CA"/>
         </w:rPr>
+        <w:t>, we think it is important to emphasize the potential issues here for other researchers that may follow our approach.</w:t>
+      </w:r>
+      <w:r>
+        <w:t xml:space="preserve"> </w:t>
+      </w:r>
+      <w:r>
+        <w:t>(L2</w:t>
+      </w:r>
+      <w:r>
+        <w:t>44</w:t>
+      </w:r>
+      <w:r>
+        <w:t>-2</w:t>
+      </w:r>
+      <w:r>
+        <w:t>46</w:t>
+      </w:r>
+      <w:r>
+        <w:t>).</w:t>
+      </w:r>
+    </w:p>
+    <w:p>
+      <w:pPr>
+        <w:rPr>
+          <w:b/>
+          <w:bCs/>
+        </w:rPr>
+      </w:pPr>
+      <w:r>
+        <w:rPr>
+          <w:b/>
+          <w:bCs/>
+        </w:rPr>
+        <w:t>L234-235: You mean because it would represent an individual never observed?</w:t>
+      </w:r>
+    </w:p>
+    <w:p>
+      <w:r>
+        <w:t>Yes, we’ve revised this sentence to better communicate this: “</w:t>
+      </w:r>
+      <w:r>
+        <w:rPr>
+          <w:rFonts w:eastAsiaTheme="minorEastAsia"/>
+          <w:lang w:val="en-CA"/>
+        </w:rPr>
+        <w:t>The eighth possible history, 000, represents unobserved individuals”.</w:t>
+      </w:r>
+      <w:r>
+        <w:rPr>
+          <w:rFonts w:eastAsiaTheme="minorEastAsia"/>
+          <w:lang w:val="en-CA"/>
+        </w:rPr>
+        <w:t xml:space="preserve"> </w:t>
+      </w:r>
+      <w:r>
+        <w:rPr>
+          <w:rFonts w:eastAsiaTheme="minorEastAsia"/>
+          <w:lang w:val="en-CA"/>
+        </w:rPr>
+        <w:t>(L2</w:t>
+      </w:r>
+      <w:r>
+        <w:rPr>
+          <w:rFonts w:eastAsiaTheme="minorEastAsia"/>
+          <w:lang w:val="en-CA"/>
+        </w:rPr>
+        <w:t>50-251</w:t>
+      </w:r>
+      <w:r>
+        <w:rPr>
+          <w:rFonts w:eastAsiaTheme="minorEastAsia"/>
+          <w:lang w:val="en-CA"/>
+        </w:rPr>
+        <w:t>).</w:t>
+      </w:r>
+    </w:p>
+    <w:p>
+      <w:pPr>
+        <w:rPr>
+          <w:b/>
+          <w:bCs/>
+        </w:rPr>
+      </w:pPr>
+      <w:r>
+        <w:rPr>
+          <w:b/>
+          <w:bCs/>
+        </w:rPr>
+        <w:t>L258: “HMC” Acronym not defined.</w:t>
+      </w:r>
+    </w:p>
+    <w:p>
+      <w:r>
+        <w:t>For simplicity, we r</w:t>
+      </w:r>
+      <w:r>
+        <w:t>evised this to</w:t>
+      </w:r>
+      <w:r>
+        <w:t xml:space="preserve"> read:</w:t>
+      </w:r>
+      <w:r>
+        <w:t xml:space="preserve"> “running our model for a length of 4000 iterations,”</w:t>
+      </w:r>
+      <w:r>
         <w:t>.</w:t>
       </w:r>
       <w:r>
-        <w:rPr>
-          <w:rFonts w:eastAsiaTheme="minorEastAsia"/>
-          <w:lang w:val="en-CA"/>
-        </w:rPr>
-        <w:t xml:space="preserve"> In contrast to ‘unmarked’ which uses a default K unless the user specifies otherwise, building a custom Stan model forced us to think about the choice of K</w:t>
-      </w:r>
-      <w:r>
-        <w:rPr>
-          <w:rFonts w:eastAsiaTheme="minorEastAsia"/>
-          <w:lang w:val="en-CA"/>
-        </w:rPr>
-        <w:t>. W</w:t>
-      </w:r>
-      <w:r>
-        <w:rPr>
-          <w:rFonts w:eastAsiaTheme="minorEastAsia"/>
-          <w:lang w:val="en-CA"/>
-        </w:rPr>
-        <w:t xml:space="preserve">e tested </w:t>
-      </w:r>
-      <w:r>
-        <w:rPr>
-          <w:rFonts w:eastAsiaTheme="minorEastAsia"/>
-          <w:lang w:val="en-CA"/>
-        </w:rPr>
-        <w:t>our choice of K to</w:t>
-      </w:r>
-      <w:r>
-        <w:rPr>
-          <w:rFonts w:eastAsiaTheme="minorEastAsia"/>
-          <w:lang w:val="en-CA"/>
-        </w:rPr>
-        <w:t xml:space="preserve"> ensure that it was not affecting our</w:t>
-      </w:r>
-      <w:r>
-        <w:t xml:space="preserve"> results. Because the choice has potential to affect results </w:t>
-      </w:r>
-      <w:r>
-        <w:rPr>
-          <w:rFonts w:eastAsiaTheme="minorEastAsia"/>
+        <w:t xml:space="preserve"> </w:t>
+      </w:r>
+      <w:r>
+        <w:t>(L2</w:t>
+      </w:r>
+      <w:r>
+        <w:t>74</w:t>
+      </w:r>
+      <w:r>
+        <w:t>).</w:t>
+      </w:r>
+    </w:p>
+    <w:p>
+      <w:pPr>
+        <w:rPr>
+          <w:b/>
+          <w:bCs/>
+        </w:rPr>
+      </w:pPr>
+      <w:r>
+        <w:rPr>
+          <w:b/>
+          <w:bCs/>
+        </w:rPr>
+        <w:t>L289-290: This seems a bit counterintuitive, since usually it is expected that a parameter called “precision” has lowed uncertainty at greater values.</w:t>
+      </w:r>
+    </w:p>
+    <w:p>
+      <w:r>
+        <w:t xml:space="preserve">We have revised this following your earlier suggestion to </w:t>
+      </w:r>
+      <w:r>
+        <w:t>read</w:t>
+      </w:r>
+      <w:r>
+        <w:t>: “</w:t>
+      </w:r>
+      <w:r>
+        <w:rPr>
+          <w:lang w:val="en-CA"/>
+        </w:rPr>
+        <w:t>We calculated model precision as 1 / sd(posterior samples). Higher precision reflects reduced uncertainty in the posterior samples.”</w:t>
+      </w:r>
+      <w:r>
+        <w:rPr>
+          <w:lang w:val="en-CA"/>
+        </w:rPr>
+        <w:t xml:space="preserve"> </w:t>
+      </w:r>
+      <w:r>
+        <w:rPr>
+          <w:lang w:val="en-CA"/>
+        </w:rPr>
+        <w:t>(L305-306)</w:t>
+      </w:r>
+      <w:r>
+        <w:rPr>
+          <w:lang w:val="en-CA"/>
+        </w:rPr>
+        <w:t>.</w:t>
+      </w:r>
+    </w:p>
+    <w:p>
+      <w:pPr>
+        <w:rPr>
+          <w:b/>
+          <w:bCs/>
+        </w:rPr>
+      </w:pPr>
+      <w:r>
+        <w:rPr>
+          <w:b/>
+          <w:bCs/>
+        </w:rPr>
+        <w:t>L302: “varied between” and then listing three values seems a bit odd to me.</w:t>
+      </w:r>
+    </w:p>
+    <w:p>
+      <w:r>
+        <w:t>Thank you, we changed “varied between” to “varied across” to reflect the range of values.</w:t>
+      </w:r>
+      <w:r>
+        <w:t xml:space="preserve"> </w:t>
+      </w:r>
+      <w:r>
+        <w:t>(</w:t>
+      </w:r>
+      <w:r>
+        <w:t>L</w:t>
+      </w:r>
+      <w:r>
+        <w:t>317)</w:t>
+      </w:r>
+      <w:r>
+        <w:t>.</w:t>
+      </w:r>
+    </w:p>
+    <w:p>
+      <w:pPr>
+        <w:rPr>
+          <w:b/>
+          <w:bCs/>
+        </w:rPr>
+      </w:pPr>
+      <w:r>
+        <w:rPr>
+          <w:b/>
+          <w:bCs/>
+        </w:rPr>
+        <w:t>L307: Why 3 here, while for previous analyses it was 2?</w:t>
+      </w:r>
+    </w:p>
+    <w:p>
+      <w:r>
+        <w:t xml:space="preserve">Our aim was to simulate a larger pool of individuals per site, consistent with a scenario where there are some number </w:t>
+      </w:r>
+      <w:bookmarkStart w:id="5" w:name="_Hlk203567676"/>
+      <w:r>
+        <w:t>of individuals in the wider landscape surrounding a site that have some probability of entering the site patch on each survey</w:t>
+      </w:r>
+      <w:bookmarkEnd w:id="5"/>
+      <w:r>
+        <w:t>.</w:t>
+      </w:r>
+      <w:r>
+        <w:t xml:space="preserve"> </w:t>
+      </w:r>
+      <w:r>
+        <w:t>We have added our reasoning on L3</w:t>
+      </w:r>
+      <w:r>
+        <w:t>24-326</w:t>
+      </w:r>
+      <w:r>
+        <w:t>.</w:t>
+      </w:r>
+    </w:p>
+    <w:p>
+      <w:pPr>
+        <w:rPr>
+          <w:b/>
+          <w:bCs/>
+        </w:rPr>
+      </w:pPr>
+      <w:r>
+        <w:rPr>
+          <w:b/>
+          <w:bCs/>
+        </w:rPr>
+        <w:t>L312-314: I do not understand this sentence and how is it related to Figure 2.</w:t>
+      </w:r>
+    </w:p>
+    <w:p>
+      <w:r>
+        <w:t>Our</w:t>
+      </w:r>
+      <w:r>
+        <w:t xml:space="preserve"> inten</w:t>
+      </w:r>
+      <w:r>
+        <w:t>t was</w:t>
+      </w:r>
+      <w:r>
+        <w:t xml:space="preserve"> to communicate that </w:t>
+      </w:r>
+      <w:r>
+        <w:t xml:space="preserve">all of </w:t>
+      </w:r>
+      <w:r>
+        <w:t>the abundance and detection parameter</w:t>
+      </w:r>
+      <w:r>
+        <w:t xml:space="preserve"> estimates</w:t>
+      </w:r>
+      <w:r>
+        <w:t xml:space="preserve"> for our field </w:t>
+      </w:r>
+      <w:r>
+        <w:t>study</w:t>
+      </w:r>
+      <w:r>
+        <w:t xml:space="preserve"> are displayed in Figure 2.</w:t>
+      </w:r>
+      <w:r>
+        <w:t xml:space="preserve"> We’ve </w:t>
+      </w:r>
+      <w:r>
+        <w:t xml:space="preserve">rewritten </w:t>
+      </w:r>
+      <w:r>
+        <w:t xml:space="preserve">these two paragraphs and </w:t>
+      </w:r>
+      <w:r>
+        <w:t xml:space="preserve">now </w:t>
+      </w:r>
+      <w:r>
+        <w:t>start the first sentence of each of these two paragraphs more clearly as: “</w:t>
+      </w:r>
+      <w:r>
+        <w:t>Using binmix and multimix models, we estimated wild bee detection rates in the field (Figure 2)</w:t>
+      </w:r>
+      <w:r>
+        <w:t>.</w:t>
+      </w:r>
+      <w:r>
+        <w:t xml:space="preserve">” </w:t>
+      </w:r>
+      <w:r>
+        <w:t>(L3</w:t>
+      </w:r>
+      <w:r>
+        <w:t>30</w:t>
+      </w:r>
+      <w:r>
+        <w:t xml:space="preserve">), </w:t>
+      </w:r>
+      <w:r>
+        <w:t xml:space="preserve">and </w:t>
+      </w:r>
+      <w:r>
+        <w:t>“</w:t>
+      </w:r>
+      <w:r>
+        <w:rPr>
+          <w:lang w:val="en-CA"/>
+        </w:rPr>
+        <w:t>We used all three model types to estimate the effect of habitat restoration on wild bee abundance (Figure 2)</w:t>
+      </w:r>
+      <w:r>
+        <w:t>.</w:t>
+      </w:r>
+      <w:r>
+        <w:t>”</w:t>
+      </w:r>
+      <w:r>
+        <w:t xml:space="preserve"> (L3</w:t>
+      </w:r>
+      <w:r>
+        <w:t>40</w:t>
+      </w:r>
+      <w:r>
+        <w:t>).</w:t>
+      </w:r>
+      <w:r>
+        <w:t xml:space="preserve"> </w:t>
+      </w:r>
+    </w:p>
+    <w:p>
+      <w:pPr>
+        <w:rPr>
+          <w:b/>
+          <w:bCs/>
+        </w:rPr>
+      </w:pPr>
+      <w:r>
+        <w:rPr>
+          <w:b/>
+          <w:bCs/>
+        </w:rPr>
+        <w:t>L317: Probability of … what?</w:t>
+      </w:r>
+    </w:p>
+    <w:p>
+      <w:r>
+        <w:t xml:space="preserve">This has been removed as </w:t>
+      </w:r>
+      <w:r>
+        <w:t xml:space="preserve">it was not </w:t>
+      </w:r>
+      <w:r>
+        <w:t>not integral to the main results, but see our revision to your similar comment for L320.</w:t>
+      </w:r>
+    </w:p>
+    <w:p>
+      <w:pPr>
+        <w:rPr>
+          <w:b/>
+          <w:bCs/>
+        </w:rPr>
+      </w:pPr>
+      <w:r>
+        <w:rPr>
+          <w:b/>
+          <w:bCs/>
+        </w:rPr>
+        <w:t>L320: Also here, probability of what? It can be either positive or negative effect of restoration. I guess here you meant that the effect size was 60% smaller, not the probability? Not sure how this should be calculated. (Same at line 322)</w:t>
+      </w:r>
+    </w:p>
+    <w:p>
+      <w:r>
+        <w:t>Following this comment, and feedback from reviewer 2, we’ve removed this sentence and replaced with biological interpretations of the expected change in wild bee abundance for the GLMM versus the multimix.</w:t>
+      </w:r>
+      <w:r>
+        <w:t xml:space="preserve"> </w:t>
+      </w:r>
+      <w:r>
+        <w:t xml:space="preserve">See our response to reviewer 2’s comment for L379 below </w:t>
+      </w:r>
+      <w:r>
+        <w:t>(</w:t>
+      </w:r>
+      <w:r>
+        <w:t xml:space="preserve">with changes made to </w:t>
+      </w:r>
+      <w:r>
+        <w:t>L3</w:t>
+      </w:r>
+      <w:r>
+        <w:t>44</w:t>
+      </w:r>
+      <w:r>
+        <w:t>-3</w:t>
+      </w:r>
+      <w:r>
+        <w:t xml:space="preserve">51 </w:t>
+      </w:r>
+      <w:r>
+        <w:t>and Figure S7).</w:t>
+      </w:r>
+    </w:p>
+    <w:p>
+      <w:pPr>
+        <w:rPr>
+          <w:b/>
+          <w:bCs/>
+        </w:rPr>
+      </w:pPr>
+      <w:r>
+        <w:rPr>
+          <w:b/>
+          <w:bCs/>
+        </w:rPr>
+        <w:lastRenderedPageBreak/>
+        <w:t>L331: As a general suggestion, instead of writing these very articulated sentences, you can just directly estimate the probability of positive or negative effect. Or just say that the XX% BCI overlapped zero.</w:t>
+      </w:r>
+    </w:p>
+    <w:p>
+      <w:r>
+        <w:t>Thank you for this suggestion, we have revised accordingly.</w:t>
+      </w:r>
+      <w:r>
+        <w:t xml:space="preserve"> </w:t>
+      </w:r>
+      <w:r>
+        <w:t>(L3</w:t>
+      </w:r>
+      <w:r>
+        <w:t>38</w:t>
+      </w:r>
+      <w:r>
+        <w:t>-3</w:t>
+      </w:r>
+      <w:r>
+        <w:t>39</w:t>
+      </w:r>
+      <w:r>
+        <w:t>).</w:t>
+      </w:r>
+    </w:p>
+    <w:p>
+      <w:pPr>
+        <w:rPr>
+          <w:b/>
+          <w:bCs/>
+        </w:rPr>
+      </w:pPr>
+      <w:r>
+        <w:rPr>
+          <w:b/>
+          <w:bCs/>
+        </w:rPr>
+        <w:t>L333-334: This sentence (and partially also the following one) seems to be more appropriate for the methods. I would rephrase to better fit within the results.</w:t>
+      </w:r>
+    </w:p>
+    <w:p>
+      <w:r>
+        <w:t>Thank you, we have rephrased here to emphasize our findings rather than the approach.</w:t>
+      </w:r>
+      <w:r>
+        <w:t xml:space="preserve"> </w:t>
+      </w:r>
+      <w:r>
+        <w:t>“</w:t>
+      </w:r>
+      <w:r>
+        <w:rPr>
+          <w:lang w:val="en-CA"/>
+        </w:rPr>
+        <w:t>Our simulations determined</w:t>
+      </w:r>
+      <w:r>
+        <w:rPr>
+          <w:lang w:val="en-CA"/>
+        </w:rPr>
+        <w:t xml:space="preserve">…” </w:t>
+      </w:r>
+      <w:r>
+        <w:t>(L352)</w:t>
+      </w:r>
+    </w:p>
+    <w:p>
+      <w:pPr>
+        <w:rPr>
+          <w:b/>
+          <w:bCs/>
+        </w:rPr>
+      </w:pPr>
+      <w:r>
+        <w:rPr>
+          <w:b/>
+          <w:bCs/>
+        </w:rPr>
+        <w:t>L362, but generally for all the results: It is a bit tricky to understand the real-life effect of “bias”. Is -0.70 a strong or a small error? I think that the manuscript can increase its value if the authors can find a way to explain how different values of “bias” actually impact statistical inference.</w:t>
+      </w:r>
+    </w:p>
+    <w:p>
+      <w:r>
+        <w:t xml:space="preserve">Thank you for </w:t>
+      </w:r>
+      <w:r>
+        <w:t xml:space="preserve">this suggestion. To give a more biological understanding of the </w:t>
+      </w:r>
+      <w:r>
+        <w:t xml:space="preserve">effects </w:t>
+      </w:r>
+      <w:r>
+        <w:t xml:space="preserve">of bias we provide an estimate of the expected mean population size versus a biased expected </w:t>
+      </w:r>
+      <w:r>
+        <w:t>mean population size. For example, in the baseline detection and n sites simulations: abundance for the mean species in unrestored sites is ~7 individuals</w:t>
+      </w:r>
+      <w:r>
+        <w:t xml:space="preserve"> (i.e., exp(2) =~ 7)</w:t>
+      </w:r>
+      <w:r>
+        <w:t xml:space="preserve">. The simulated effect of restoration </w:t>
+      </w:r>
+      <w:r>
+        <w:t xml:space="preserve">on abundance </w:t>
+      </w:r>
+      <w:r>
+        <w:t>should result in an expected abundance for the mean species in restored sites of ~20 individuals</w:t>
+      </w:r>
+      <w:r>
+        <w:t xml:space="preserve"> (i.e., exp(2+1) =~ 20)</w:t>
+      </w:r>
+      <w:r>
+        <w:t xml:space="preserve">. </w:t>
+      </w:r>
+      <w:bookmarkStart w:id="6" w:name="_Hlk208407358"/>
+      <w:r>
+        <w:t xml:space="preserve">A bias of 0.5 would result in an expected abundance of 33 individuals (overestimating increases in population size by </w:t>
+      </w:r>
+      <w:r>
+        <w:t>~</w:t>
+      </w:r>
+      <w:r>
+        <w:t>1</w:t>
+      </w:r>
+      <w:r>
+        <w:t>0</w:t>
+      </w:r>
+      <w:r>
+        <w:t xml:space="preserve">0%), while a bias of 1 would result in an expected abundance of 55 individuals (overestimating increases in population size by </w:t>
+      </w:r>
+      <w:r>
+        <w:t>~</w:t>
+      </w:r>
+      <w:r>
+        <w:t>2</w:t>
+      </w:r>
+      <w:r>
+        <w:t>7</w:t>
+      </w:r>
+      <w:r>
+        <w:t>0%). This should give readers a more tangible understanding of why even small changes in parameter bias can have strong implications for our understanding of management impacts.</w:t>
+      </w:r>
+      <w:bookmarkEnd w:id="6"/>
+      <w:r>
+        <w:t xml:space="preserve"> (Discussion L4</w:t>
+      </w:r>
+      <w:r>
+        <w:t>40</w:t>
+      </w:r>
+      <w:r>
+        <w:t xml:space="preserve"> – 4</w:t>
+      </w:r>
+      <w:r>
+        <w:t>46</w:t>
+      </w:r>
+      <w:r>
+        <w:t>).</w:t>
+      </w:r>
+      <w:r>
+        <w:t xml:space="preserve"> We added a supplemental figure to help visualize these consequences – Figure S7.</w:t>
+      </w:r>
+    </w:p>
+    <w:p>
+      <w:pPr>
+        <w:rPr>
+          <w:b/>
+          <w:bCs/>
+        </w:rPr>
+      </w:pPr>
+      <w:r>
+        <w:rPr>
+          <w:b/>
+          <w:bCs/>
+        </w:rPr>
+        <w:t>L364: Do you mean that there is overall (across all simulations) a probability &lt;0.15 to not detect a positive effect of restoration?</w:t>
+      </w:r>
+    </w:p>
+    <w:p>
+      <w:r>
+        <w:t>W</w:t>
+      </w:r>
+      <w:r>
+        <w:t xml:space="preserve">e had intended to communicate that the bias </w:t>
+      </w:r>
+      <w:r>
+        <w:t xml:space="preserve">of the multimix model </w:t>
+      </w:r>
+      <w:r>
+        <w:t xml:space="preserve">tended to be lower than 0.15. That is, the true effect used for the simulation was a value of 1. Across all of these scenarios, the </w:t>
+      </w:r>
+      <w:r>
+        <w:t xml:space="preserve">mean multimix estimates were between 0.85 and 1.15. This contrasts with </w:t>
+      </w:r>
+      <w:r>
+        <w:t>binmix model</w:t>
+      </w:r>
+      <w:r>
+        <w:t xml:space="preserve"> where the mean estimates ranged as </w:t>
+      </w:r>
+      <w:r>
+        <w:t>far away as 0.7 from the true value</w:t>
+      </w:r>
+      <w:r>
+        <w:t xml:space="preserve"> </w:t>
+      </w:r>
+      <w:r>
+        <w:t>of</w:t>
+      </w:r>
+      <w:r>
+        <w:t xml:space="preserve"> 1</w:t>
+      </w:r>
+      <w:r>
+        <w:t>. We have revised this sentence to more clearly communicate our meaning.</w:t>
+      </w:r>
+      <w:r>
+        <w:t xml:space="preserve"> </w:t>
+      </w:r>
+      <w:r>
+        <w:t>(L3</w:t>
+      </w:r>
+      <w:r>
+        <w:t>81</w:t>
+      </w:r>
+      <w:r>
+        <w:t>-3</w:t>
+      </w:r>
+      <w:r>
+        <w:t>82</w:t>
+      </w:r>
+      <w:r>
+        <w:t>).</w:t>
+      </w:r>
+    </w:p>
+    <w:p>
+      <w:pPr>
+        <w:rPr>
+          <w:b/>
+          <w:bCs/>
+        </w:rPr>
+      </w:pPr>
+      <w:r>
+        <w:rPr>
+          <w:b/>
+          <w:bCs/>
+        </w:rPr>
+        <w:t>L368: I agree, but it seems that precision is a bit overlooked here, with results being relegated to supplementary.</w:t>
+      </w:r>
+    </w:p>
+    <w:p>
+      <w:r>
+        <w:t xml:space="preserve">After adding the precision results to the main figure plots, we’ve </w:t>
+      </w:r>
+      <w:r>
+        <w:t xml:space="preserve">added </w:t>
+      </w:r>
+      <w:r>
+        <w:t xml:space="preserve">a </w:t>
+      </w:r>
+      <w:r>
+        <w:t xml:space="preserve">description </w:t>
+      </w:r>
+      <w:r>
+        <w:t>of the results.</w:t>
+      </w:r>
+      <w:r>
+        <w:t xml:space="preserve"> L</w:t>
+      </w:r>
+      <w:r>
+        <w:t>3</w:t>
+      </w:r>
+      <w:r>
+        <w:t>60-</w:t>
+      </w:r>
+      <w:r>
+        <w:t>3</w:t>
+      </w:r>
+      <w:r>
+        <w:t>63</w:t>
+      </w:r>
+      <w:r>
+        <w:t>; L3</w:t>
+      </w:r>
+      <w:r>
+        <w:t>70</w:t>
+      </w:r>
+      <w:r>
+        <w:t>-3</w:t>
+      </w:r>
+      <w:r>
+        <w:t>73</w:t>
+      </w:r>
+      <w:r>
+        <w:t>.</w:t>
+      </w:r>
+    </w:p>
+    <w:p>
+      <w:pPr>
+        <w:rPr>
+          <w:b/>
+          <w:bCs/>
+        </w:rPr>
+      </w:pPr>
+      <w:r>
+        <w:rPr>
+          <w:b/>
+          <w:bCs/>
+        </w:rPr>
+        <w:t>L376-378: It is credible this is the first work for wild bees, but I guess someone may have already done something similar for other groups? A reference would be nice here.</w:t>
+      </w:r>
+    </w:p>
+    <w:p>
+      <w:r>
+        <w:lastRenderedPageBreak/>
+        <w:t xml:space="preserve">We added </w:t>
+      </w:r>
+      <w:r>
+        <w:t>reference to previous studies for other groups: “</w:t>
+      </w:r>
+      <w:bookmarkStart w:id="7" w:name="_Hlk208914380"/>
+      <w:r>
+        <w:rPr>
+          <w:lang w:val="en-CA"/>
+        </w:rPr>
+        <w:t>Previous studies have shown that habitat quality impact</w:t>
+      </w:r>
+      <w:r>
+        <w:rPr>
+          <w:lang w:val="en-CA"/>
+        </w:rPr>
+        <w:t xml:space="preserve">s detection rate for other insects groups or for vertebrates such as birds </w:t>
+      </w:r>
+      <w:r>
+        <w:rPr>
           <w:lang w:val="en-CA"/>
         </w:rPr>
         <w:fldChar w:fldCharType="begin" w:fldLock="1"/>
       </w:r>
       <w:r>
         <w:rPr>
-          <w:rFonts w:eastAsiaTheme="minorEastAsia"/>
-          <w:lang w:val="en-CA"/>
-        </w:rPr>
-        <w:instrText>ADDIN CSL_CITATION {"citationItems":[{"id":"ITEM-1","itemData":{"DOI":"10.1002/ecy.2093","abstract":"Binomial N-mixture models have proven very useful in ecology, conservation, and monitoring: they allow estimation and modeling of abundance separately from detection probability using simple counts. Recently, doubts about parameter identifiability have been voiced. I conducted a large-scale screening test with 137 bird data sets from 2,037 sites. I found virtually no identifiability problems for Poisson and zero-inflated Poisson (ZIP) binomial N-mixture models, but negative-binomial (NB) models had problems in 25% of all data sets. The corresponding multinomial N-mixture models had no problems. Parameter estimates under Poisson and ZIP binomial and multinomial N-mixture models were extremely similar. Identifi-ability problems became a little more frequent with smaller sample sizes (267 and 50 sites), but were unaffected by whether the models did or did not include covariates. Hence, binomial N-mixture model parameters with Poisson and ZIP mixtures typically appeared identifiable. In contrast, NB mixtures were often unidentifiable, which is worrying since these were often selected by Akaike's information criterion. Identifiability of binomial N-mixture models should always be checked. If problems are found, simpler models, integrated models that combine different observation models or the use of external information via informative priors or penalized likelihoods, may help.","author":[{"dropping-particle":"","family":"Kery","given":"M.","non-dropping-particle":"","parse-names":false,"suffix":""}],"id":"ITEM-1","issued":{"date-parts":[["2017"]]},"title":"Identifiability in N-mixture models: a large-scale screening test with bird data","type":"article-journal"},"uris":["http://www.mendeley.com/documents/?uuid=efc48167-0837-3fa9-8d8a-2666701cadc8"]}],"mendeley":{"formattedCitation":"(Kery, 2017)","manualFormatting":"(Kery 2017)","plainTextFormattedCitation":"(Kery, 2017)","previouslyFormattedCitation":"(Kery, 2017)"},"properties":{"noteIndex":0},"schema":"https://github.com/citation-style-language/schema/raw/master/csl-citation.json"}</w:instrText>
-      </w:r>
-      <w:r>
-        <w:rPr>
-          <w:rFonts w:eastAsiaTheme="minorEastAsia"/>
+          <w:lang w:val="en-CA"/>
+        </w:rPr>
+        <w:instrText>ADDIN CSL_CITATION {"citationItems":[{"id":"ITEM-1","itemData":{"DOI":"10.1111/1365-2664.13454","ISSN":"1365-2664","abstract":"Estimating population abundance is a key objective of surveillance programmes, particularly for vector species of public health interest. For mosquitos, which are vectors of human pathogens, established methods to measure absolute population abundance such as mark-release-recapture are difficult to implement and usually spatially limited. Typically, regional monitoring schemes assess species relative abundance (counting captured individuals) to prioritize control efforts and study species distribution. However, assessing absolute abundance is crucial when the focus is on pathogen transmission by contacts between vectors and hosts. Here, we applied the N-mixture model approach to estimate mosquito abundance from standard monitoring data. We extended the N-mixture model approach in a Bayesian framework by considering a beta-binomial distribution for the detection process. We ran a simulation study to explore model performance under a low detection probability, a time-varying population and different sets of independent variables. When informative priors were used and the model was well specified, estimates by N-mixture model well correlated (&gt;0.9) with synthetic data and had a mean absolute deviation of about 20%. Correlation decreased and biased increased with uninformative priors or model misspecification. When fed with field monitoring data to estimate the absolute abundance of the mosquito arbovirus vector Aedes albopictus within the metropolitan city of Rome (Italy), the N-mixture model showed higher population size in residential neighbourhoods than in large green areas and revealed that traps located adjacent to vegetated sites have a higher probability of capturing mosquitoes. Synthesis and applications. Our results show that, if supported by a good knowledge of the target species biology and by informative priors (e.g. from previous studies of capture rates), the N-mixture model represents a valuable tool to exploit field monitoring data to estimate absolute abundance of disease vectors and to assess vector-related health risk on a wide spatial and temporal scale. For mosquitoes specifically, it is also valuable to invest in increased efficiency of trapping devices to improve estimates of absolute abundance from the models.","author":[{"dropping-particle":"","family":"Manica","given":"M.","non-dropping-particle":"","parse-names":false,"suffix":""},{"dropping-particle":"","family":"Caputo","given":"B.","non-dropping-particle":"","parse-names":false,"suffix":""},{"dropping-particle":"","family":"Screti","given":"A.","non-dropping-particle":"","parse-names":false,"suffix":""},{"dropping-particle":"","family":"Filipponi","given":"F.","non-dropping-particle":"","parse-names":false,"suffix":""},{"dropping-particle":"","family":"Rosà","given":"R.","non-dropping-particle":"","parse-names":false,"suffix":""},{"dropping-particle":"","family":"Solimini","given":"A.","non-dropping-particle":"","parse-names":false,"suffix":""},{"dropping-particle":"","family":"Torre","given":"A.","non-dropping-particle":"della","parse-names":false,"suffix":""},{"dropping-particle":"","family":"Blangiardo","given":"M.","non-dropping-particle":"","parse-names":false,"suffix":""}],"container-title":"Journal of Applied Ecology","id":"ITEM-1","issue":"9","issued":{"date-parts":[["2019","9","1"]]},"page":"2225-2235","publisher":"John Wiley &amp; Sons, Ltd","title":"Applying the N-mixture model approach to estimate mosquito population absolute abundance from monitoring data","type":"article-journal","volume":"56"},"uris":["http://www.mendeley.com/documents/?uuid=eb1f844a-25b8-397a-a28f-443e931e5072"]},{"id":"ITEM-2","itemData":{"DOI":"10.1111/J.0030-1299.2005.13534.X","ISSN":"1600-0706","abstract":"Relationships between species abundance and occupancy are of considerable interest in metapopulation biology and in macroecology. Such relationships may be described concisely using probability models that characterize variation in abundance of a species. However, estimation of the parameters of these models in most ecological problems is impaired by imperfect detection. When organisms are detected imperfectly, observed counts are biased estimates of true abundance, and this induces bias in stated occupancy or occurrence probability. In this paper we consider a class of models that enable estimation of abundance/occupancy relationships from counts of organisms that result from surveys in which detection is imperfect. Under such models, parameter estimation and inference are based on conventional likelihood methods. We provide an application of these models to geographically extensive breeding bird survey data in which alternative models of abundance are considered that include factors that influence variation in abundance and detectability. Using these models, we produce estimates of abundance and occupancy maps that honor important sources of spatial variation in avian abundance and provide clearly interpretable characterizations of abundance and occupancy adjusted for imperfect detection. Copyright © OIKOS 2005.","author":[{"dropping-particle":"","family":"Royle","given":"J. A.","non-dropping-particle":"","parse-names":false,"suffix":""},{"dropping-particle":"","family":"Nichols","given":"J.","non-dropping-particle":"","parse-names":false,"suffix":""},{"dropping-particle":"","family":"Kéry","given":"M.","non-dropping-particle":"","parse-names":false,"suffix":""}],"container-title":"Oikos","id":"ITEM-2","issue":"2","issued":{"date-parts":[["2005","8","1"]]},"page":"353-359","publisher":"John Wiley &amp; Sons, Ltd","title":"Modelling occurrence and abundance of species when detection is imperfect","type":"article-journal","volume":"110"},"uris":["http://www.mendeley.com/documents/?uuid=2a2681d1-ec13-3693-939d-6597ffa8012b"]}],"mendeley":{"formattedCitation":"(Manica et al., 2019; Royle et al., 2005)","plainTextFormattedCitation":"(Manica et al., 2019; Royle et al., 2005)","previouslyFormattedCitation":"(Manica et al., 2019; J. Andrew Royle et al., 2005)"},"properties":{"noteIndex":0},"schema":"https://github.com/citation-style-language/schema/raw/master/csl-citation.json"}</w:instrText>
+      </w:r>
+      <w:r>
+        <w:rPr>
           <w:lang w:val="en-CA"/>
         </w:rPr>
         <w:fldChar w:fldCharType="separate"/>
       </w:r>
       <w:r>
         <w:rPr>
-          <w:rFonts w:eastAsiaTheme="minorEastAsia"/>
           <w:noProof/>
           <w:lang w:val="en-CA"/>
         </w:rPr>
-        <w:t>(Kery 2017)</w:t>
-      </w:r>
-      <w:r>
-        <w:rPr>
-          <w:rFonts w:eastAsiaTheme="minorEastAsia"/>
+        <w:t>(Manica et al., 2019; Royle et al., 2005)</w:t>
+      </w:r>
+      <w:r>
+        <w:rPr>
           <w:lang w:val="en-CA"/>
         </w:rPr>
         <w:fldChar w:fldCharType="end"/>
       </w:r>
-      <w:r>
-        <w:rPr>
-          <w:rFonts w:eastAsiaTheme="minorEastAsia"/>
-          <w:lang w:val="en-CA"/>
-        </w:rPr>
-        <w:t>, we think it is important to emphasize the potential issues here for other researchers that may follow our approach.</w:t>
-      </w:r>
-      <w:r>
-        <w:t xml:space="preserve"> </w:t>
-      </w:r>
-    </w:p>
-    <w:p>
-      <w:pPr>
-        <w:rPr>
-          <w:b/>
-          <w:bCs/>
-        </w:rPr>
-      </w:pPr>
-      <w:r>
-        <w:rPr>
-          <w:b/>
-          <w:bCs/>
-        </w:rPr>
-        <w:t>L234-235: You mean because it would represent an individual never observed?</w:t>
-      </w:r>
-    </w:p>
-    <w:p>
-      <w:r>
-        <w:t>Yes, we’ve revised this sentence to better communicate this: “</w:t>
-      </w:r>
-      <w:r>
-        <w:rPr>
-          <w:rFonts w:eastAsiaTheme="minorEastAsia"/>
-          <w:lang w:val="en-CA"/>
-        </w:rPr>
-        <w:t>The eighth possible history, 000, represents unobserved individuals”.</w:t>
-      </w:r>
-    </w:p>
-    <w:p>
-      <w:pPr>
-        <w:rPr>
-          <w:b/>
-          <w:bCs/>
-        </w:rPr>
-      </w:pPr>
-      <w:r>
-        <w:rPr>
-          <w:b/>
-          <w:bCs/>
-        </w:rPr>
-        <w:t>L258: “HMC” Acronym not defined.</w:t>
-      </w:r>
-    </w:p>
-    <w:p>
-      <w:r>
-        <w:t>For simplicity, we r</w:t>
-      </w:r>
-      <w:r>
-        <w:t>evised this to “running our model for a length of 4000 iterations,”</w:t>
-      </w:r>
-      <w:r>
-        <w:t>.</w:t>
-      </w:r>
-    </w:p>
-    <w:p>
-      <w:pPr>
-        <w:rPr>
-          <w:b/>
-          <w:bCs/>
-        </w:rPr>
-      </w:pPr>
-      <w:r>
-        <w:rPr>
-          <w:b/>
-          <w:bCs/>
-        </w:rPr>
-        <w:t>L289-290: This seems a bit counterintuitive, since usually it is expected that a parameter called “precision” has lowed uncertainty at greater values.</w:t>
-      </w:r>
-    </w:p>
-    <w:p>
-      <w:r>
-        <w:t>We have revised this following your earlier suggestion to : “</w:t>
-      </w:r>
-      <w:r>
-        <w:rPr>
-          <w:lang w:val="en-CA"/>
-        </w:rPr>
-        <w:t>We calculated model precision as 1 / sd(posterior samples). Higher precision reflects reduced uncertainty in the posterior samples.”</w:t>
-      </w:r>
-    </w:p>
-    <w:p>
-      <w:pPr>
-        <w:rPr>
-          <w:b/>
-          <w:bCs/>
-        </w:rPr>
-      </w:pPr>
-      <w:r>
-        <w:rPr>
-          <w:b/>
-          <w:bCs/>
-        </w:rPr>
-        <w:t>L302: “varied between” and then listing three values seems a bit odd to me.</w:t>
-      </w:r>
-    </w:p>
-    <w:p>
-      <w:r>
-        <w:t>Thank you, we changed “varied between” to “varied across” to reflect the range of values.</w:t>
-      </w:r>
-    </w:p>
-    <w:p>
-      <w:pPr>
-        <w:rPr>
-          <w:b/>
-          <w:bCs/>
-        </w:rPr>
-      </w:pPr>
-      <w:r>
-        <w:rPr>
-          <w:b/>
-          <w:bCs/>
-        </w:rPr>
-        <w:t>L307: Why 3 here, while for previous analyses it was 2?</w:t>
-      </w:r>
-    </w:p>
-    <w:p>
-      <w:r>
-        <w:t xml:space="preserve">Our aim was to simulate a larger pool of individuals per site, consistent with a scenario where there are some number </w:t>
-      </w:r>
-      <w:bookmarkStart w:id="4" w:name="_Hlk203567676"/>
-      <w:r>
-        <w:t>of individuals in the wider landscape surrounding a site that have some probability of entering the site patch on each survey</w:t>
-      </w:r>
-      <w:bookmarkEnd w:id="4"/>
-      <w:r>
-        <w:t>.</w:t>
-      </w:r>
-      <w:r>
-        <w:t xml:space="preserve"> </w:t>
-      </w:r>
-      <w:r>
-        <w:t>We have added our reasoning on L302.</w:t>
-      </w:r>
-    </w:p>
-    <w:p>
-      <w:pPr>
-        <w:rPr>
-          <w:b/>
-          <w:bCs/>
-        </w:rPr>
-      </w:pPr>
-      <w:r>
-        <w:rPr>
-          <w:b/>
-          <w:bCs/>
-        </w:rPr>
-        <w:t>L312-314: I do not understand this sentence and how is it related to Figure 2.</w:t>
-      </w:r>
-    </w:p>
-    <w:p>
-      <w:r>
-        <w:t>Our</w:t>
-      </w:r>
-      <w:r>
-        <w:t xml:space="preserve"> inten</w:t>
-      </w:r>
-      <w:r>
-        <w:t>t was</w:t>
-      </w:r>
-      <w:r>
-        <w:t xml:space="preserve"> to communicate that </w:t>
-      </w:r>
-      <w:r>
-        <w:t xml:space="preserve">all of </w:t>
-      </w:r>
-      <w:r>
-        <w:t>the abundance and detection parameter</w:t>
-      </w:r>
-      <w:r>
-        <w:t xml:space="preserve"> estimates</w:t>
-      </w:r>
-      <w:r>
-        <w:t xml:space="preserve"> for our field </w:t>
-      </w:r>
-      <w:r>
-        <w:t>study</w:t>
-      </w:r>
-      <w:r>
-        <w:t xml:space="preserve"> are displayed in Figure 2.</w:t>
-      </w:r>
-      <w:r>
-        <w:t xml:space="preserve"> We’ve reformed these first two paragraphs of the results and start the first sentence of each of these two paragraphs more clearly as: “</w:t>
-      </w:r>
-      <w:r>
-        <w:t>Our binmix and multimix models estimated wild bee detection rates in the field (Figure 2).</w:t>
-      </w:r>
-      <w:r>
-        <w:t xml:space="preserve">” and </w:t>
-      </w:r>
-      <w:r>
-        <w:t>“</w:t>
-      </w:r>
-      <w:r>
-        <w:t>All three model types estimated the effect of habitat restoration on wild bee abundance (Figure 2).</w:t>
-      </w:r>
-      <w:r>
-        <w:t>”</w:t>
-      </w:r>
-    </w:p>
-    <w:p>
-      <w:pPr>
-        <w:rPr>
-          <w:b/>
-          <w:bCs/>
-        </w:rPr>
-      </w:pPr>
-      <w:r>
-        <w:rPr>
-          <w:b/>
-          <w:bCs/>
-        </w:rPr>
-        <w:t>L317: Probability of … what?</w:t>
-      </w:r>
-    </w:p>
-    <w:p>
-      <w:r>
-        <w:t>This has been removed as not integral to the main results, but see our revision to your similar comment for L320.</w:t>
-      </w:r>
-    </w:p>
-    <w:p>
-      <w:pPr>
-        <w:rPr>
-          <w:b/>
-          <w:bCs/>
-        </w:rPr>
-      </w:pPr>
-      <w:r>
-        <w:rPr>
-          <w:b/>
-          <w:bCs/>
-        </w:rPr>
-        <w:t>L320: Also here, probability of what? It can be either positive or negative effect of restoration. I guess here you meant that the effect size was 60% smaller, not the probability? Not sure how this should be calculated. (Same at line 322)</w:t>
-      </w:r>
-    </w:p>
-    <w:p>
-      <w:r>
-        <w:lastRenderedPageBreak/>
-        <w:t>Following this comment, and feedback from reviewer 2, we’ve removed this sentence and replaced with biological interpretations of the expected change in wild bee abundance for the GLMM versus the multimix.</w:t>
-      </w:r>
-    </w:p>
-    <w:p>
-      <w:pPr>
-        <w:rPr>
-          <w:b/>
-          <w:bCs/>
-        </w:rPr>
-      </w:pPr>
-      <w:r>
-        <w:rPr>
-          <w:b/>
-          <w:bCs/>
-        </w:rPr>
-        <w:t>L331: As a general suggestion, instead of writing these very articulated sentences, you can just directly estimate the probability of positive or negative effect. Or just say that the XX% BCI overlapped zero.</w:t>
-      </w:r>
-    </w:p>
-    <w:p>
-      <w:r>
-        <w:t>Thank you for this suggestion, we have revised accordingly.</w:t>
-      </w:r>
-    </w:p>
-    <w:p>
-      <w:pPr>
-        <w:rPr>
-          <w:b/>
-          <w:bCs/>
-        </w:rPr>
-      </w:pPr>
-      <w:r>
-        <w:rPr>
-          <w:b/>
-          <w:bCs/>
-        </w:rPr>
-        <w:t>L333-334: This sentence (and partially also the following one) seems to be more appropriate for the methods. I would rephrase to better fit within the results.</w:t>
-      </w:r>
-    </w:p>
-    <w:p>
-      <w:r>
-        <w:t>Thank you, we have rephrased here to emphasize our findings rather than the approach.</w:t>
-      </w:r>
-    </w:p>
-    <w:p>
-      <w:pPr>
-        <w:rPr>
-          <w:b/>
-          <w:bCs/>
-        </w:rPr>
-      </w:pPr>
-      <w:r>
-        <w:rPr>
-          <w:b/>
-          <w:bCs/>
-        </w:rPr>
-        <w:t>L362, but generally for all the results: It is a bit tricky to understand the real-life effect of “bias”. Is -0.70 a strong or a small error? I think that the manuscript can increase its value if the authors can find a way to explain how different values of “bias” actually impact statistical inference.</w:t>
-      </w:r>
-    </w:p>
-    <w:p>
-      <w:r>
-        <w:t>Thank you for this suggestion. To give a more biological understanding of the affects of bias we provide an estimate of the expected mean population size versus a biased expected mean population size. For example, in the baseline detection and n sites simulations: abundance for the mean species in unrestored sites is ~7 individuals</w:t>
-      </w:r>
-      <w:r>
-        <w:t xml:space="preserve"> (i.e., exp(2) =~ 7)</w:t>
-      </w:r>
-      <w:r>
-        <w:t xml:space="preserve">. The simulated effect of restoration </w:t>
-      </w:r>
-      <w:r>
-        <w:t xml:space="preserve">on abundance </w:t>
-      </w:r>
-      <w:r>
-        <w:t xml:space="preserve">should result in an expected </w:t>
-      </w:r>
-      <w:r>
-        <w:t xml:space="preserve">abundance for the mean species in </w:t>
-      </w:r>
-      <w:r>
-        <w:t>restored</w:t>
-      </w:r>
-      <w:r>
-        <w:t xml:space="preserve"> </w:t>
-      </w:r>
-      <w:r>
-        <w:t>sites</w:t>
-      </w:r>
-      <w:r>
-        <w:t xml:space="preserve"> </w:t>
-      </w:r>
-      <w:r>
-        <w:t>of ~20</w:t>
-      </w:r>
-      <w:r>
-        <w:t xml:space="preserve"> individuals</w:t>
-      </w:r>
-      <w:r>
-        <w:t xml:space="preserve"> (</w:t>
-      </w:r>
-      <w:r>
-        <w:t>i.e., exp(2</w:t>
-      </w:r>
-      <w:r>
-        <w:t>+1</w:t>
-      </w:r>
-      <w:r>
-        <w:t xml:space="preserve">) =~ </w:t>
-      </w:r>
-      <w:r>
-        <w:t>20)</w:t>
-      </w:r>
-      <w:r>
-        <w:t xml:space="preserve">. </w:t>
-      </w:r>
-      <w:bookmarkStart w:id="5" w:name="_Hlk208407358"/>
-      <w:r>
-        <w:t xml:space="preserve">A bias of 0.5 would result in an </w:t>
-      </w:r>
-      <w:r>
-        <w:t>expected abundance</w:t>
-      </w:r>
-      <w:r>
-        <w:t xml:space="preserve"> of 33 individuals (overestimating increases in population size by &gt;150%), while a bias </w:t>
-      </w:r>
-      <w:r>
-        <w:t xml:space="preserve">of </w:t>
-      </w:r>
-      <w:r>
-        <w:t>1</w:t>
-      </w:r>
-      <w:r>
-        <w:t xml:space="preserve"> would result in an expected abundance of </w:t>
-      </w:r>
-      <w:r>
-        <w:t xml:space="preserve">55 </w:t>
-      </w:r>
-      <w:r>
-        <w:t xml:space="preserve">individuals (overestimating increases in population size by </w:t>
-      </w:r>
-      <w:r>
-        <w:t>&gt;20</w:t>
-      </w:r>
-      <w:r>
-        <w:t>0%)</w:t>
-      </w:r>
-      <w:r>
-        <w:t>. This should give readers a more tangible understanding of why even small changes in parameter bias can have strong implications for our understanding of management impacts.</w:t>
-      </w:r>
-      <w:bookmarkEnd w:id="5"/>
-      <w:r>
-        <w:t xml:space="preserve"> (Discussion L418 – 424).</w:t>
-      </w:r>
-    </w:p>
-    <w:p>
-      <w:pPr>
-        <w:rPr>
-          <w:b/>
-          <w:bCs/>
-        </w:rPr>
-      </w:pPr>
-      <w:r>
-        <w:rPr>
-          <w:b/>
-          <w:bCs/>
-        </w:rPr>
-        <w:t>L364: Do you mean that there is overall (across all simulations) a probability &lt;0.15 to not detect a positive effect of restoration?</w:t>
-      </w:r>
-    </w:p>
-    <w:p>
-      <w:r>
-        <w:t>W</w:t>
-      </w:r>
-      <w:r>
-        <w:t xml:space="preserve">e had intended to communicate that the bias </w:t>
-      </w:r>
-      <w:r>
-        <w:t xml:space="preserve">of the multimix model </w:t>
-      </w:r>
-      <w:r>
-        <w:t xml:space="preserve">tended to be lower than 0.15. That is, the true effect used for the simulation was a value of 1. Across all of these scenarios, the mean multimix estimates were between 0.85 and 1.15. This contrasts with </w:t>
-      </w:r>
-      <w:r>
-        <w:t>binmix model</w:t>
-      </w:r>
-      <w:r>
-        <w:t xml:space="preserve"> where the mean estimates ranged as </w:t>
-      </w:r>
-      <w:r>
-        <w:t>far away as 0.7 from the true value</w:t>
-      </w:r>
-      <w:r>
-        <w:t xml:space="preserve"> </w:t>
-      </w:r>
-      <w:r>
-        <w:t>of</w:t>
-      </w:r>
-      <w:r>
-        <w:t xml:space="preserve"> 1</w:t>
-      </w:r>
-      <w:r>
-        <w:t>. We have revised this sentence to more clearly communicate our meaning.</w:t>
-      </w:r>
-    </w:p>
-    <w:p>
-      <w:pPr>
-        <w:rPr>
-          <w:b/>
-          <w:bCs/>
-        </w:rPr>
-      </w:pPr>
-      <w:r>
-        <w:rPr>
-          <w:b/>
-          <w:bCs/>
-        </w:rPr>
-        <w:t>L368: I agree, but it seems that precision is a bit overlooked here, with results being relegated to supplementary.</w:t>
-      </w:r>
-    </w:p>
-    <w:p>
-      <w:r>
-        <w:t>After adding the precision results to the main figure plots, we’ve added description of the results.</w:t>
-      </w:r>
-    </w:p>
-    <w:p>
-      <w:pPr>
-        <w:rPr>
-          <w:b/>
-          <w:bCs/>
-        </w:rPr>
-      </w:pPr>
-      <w:r>
-        <w:rPr>
-          <w:b/>
-          <w:bCs/>
-        </w:rPr>
-        <w:t>L376-378: It is credible this is the first work for wild bees, but I guess someone may have already done something similar for other groups? A reference would be nice here.</w:t>
-      </w:r>
-    </w:p>
-    <w:p>
-      <w:r>
-        <w:lastRenderedPageBreak/>
-        <w:t>Added reference to previous studies for other groups: “</w:t>
-      </w:r>
-      <w:r>
-        <w:rPr>
-          <w:lang w:val="en-CA"/>
-        </w:rPr>
-        <w:t xml:space="preserve">Previous studies have shown that habitat quality impacts detection rate for other insects groups or for vertebrates such as birds </w:t>
-      </w:r>
-      <w:r>
-        <w:rPr>
-          <w:lang w:val="en-CA"/>
-        </w:rPr>
-        <w:fldChar w:fldCharType="begin" w:fldLock="1"/>
-      </w:r>
-      <w:r>
-        <w:rPr>
-          <w:lang w:val="en-CA"/>
-        </w:rPr>
-        <w:instrText>ADDIN CSL_CITATION {"citationItems":[{"id":"ITEM-1","itemData":{"DOI":"10.1111/1365-2664.13454","ISSN":"1365-2664","abstract":"Estimating population abundance is a key objective of surveillance programmes, particularly for vector species of public health interest. For mosquitos, which are vectors of human pathogens, established methods to measure absolute population abundance such as mark-release-recapture are difficult to implement and usually spatially limited. Typically, regional monitoring schemes assess species relative abundance (counting captured individuals) to prioritize control efforts and study species distribution. However, assessing absolute abundance is crucial when the focus is on pathogen transmission by contacts between vectors and hosts. Here, we applied the N-mixture model approach to estimate mosquito abundance from standard monitoring data. We extended the N-mixture model approach in a Bayesian framework by considering a beta-binomial distribution for the detection process. We ran a simulation study to explore model performance under a low detection probability, a time-varying population and different sets of independent variables. When informative priors were used and the model was well specified, estimates by N-mixture model well correlated (&gt;0.9) with synthetic data and had a mean absolute deviation of about 20%. Correlation decreased and biased increased with uninformative priors or model misspecification. When fed with field monitoring data to estimate the absolute abundance of the mosquito arbovirus vector Aedes albopictus within the metropolitan city of Rome (Italy), the N-mixture model showed higher population size in residential neighbourhoods than in large green areas and revealed that traps located adjacent to vegetated sites have a higher probability of capturing mosquitoes. Synthesis and applications. Our results show that, if supported by a good knowledge of the target species biology and by informative priors (e.g. from previous studies of capture rates), the N-mixture model represents a valuable tool to exploit field monitoring data to estimate absolute abundance of disease vectors and to assess vector-related health risk on a wide spatial and temporal scale. For mosquitoes specifically, it is also valuable to invest in increased efficiency of trapping devices to improve estimates of absolute abundance from the models.","author":[{"dropping-particle":"","family":"Manica","given":"M.","non-dropping-particle":"","parse-names":false,"suffix":""},{"dropping-particle":"","family":"Caputo","given":"B.","non-dropping-particle":"","parse-names":false,"suffix":""},{"dropping-particle":"","family":"Screti","given":"A.","non-dropping-particle":"","parse-names":false,"suffix":""},{"dropping-particle":"","family":"Filipponi","given":"F.","non-dropping-particle":"","parse-names":false,"suffix":""},{"dropping-particle":"","family":"Rosà","given":"R.","non-dropping-particle":"","parse-names":false,"suffix":""},{"dropping-particle":"","family":"Solimini","given":"A.","non-dropping-particle":"","parse-names":false,"suffix":""},{"dropping-particle":"","family":"Torre","given":"A.","non-dropping-particle":"della","parse-names":false,"suffix":""},{"dropping-particle":"","family":"Blangiardo","given":"M.","non-dropping-particle":"","parse-names":false,"suffix":""}],"container-title":"Journal of Applied Ecology","id":"ITEM-1","issue":"9","issued":{"date-parts":[["2019","9","1"]]},"page":"2225-2235","publisher":"John Wiley &amp; Sons, Ltd","title":"Applying the N-mixture model approach to estimate mosquito population absolute abundance from monitoring data","type":"article-journal","volume":"56"},"uris":["http://www.mendeley.com/documents/?uuid=eb1f844a-25b8-397a-a28f-443e931e5072"]},{"id":"ITEM-2","itemData":{"DOI":"10.1111/J.0030-1299.2005.13534.X","ISSN":"1600-0706","abstract":"Relationships between species abundance and occupancy are of considerable interest in metapopulation biology and in macroecology. Such relationships may be described concisely using probability models that characterize variation in abundance of a species. However, estimation of the parameters of these models in most ecological problems is impaired by imperfect detection. When organisms are detected imperfectly, observed counts are biased estimates of true abundance, and this induces bias in stated occupancy or occurrence probability. In this paper we consider a class of models that enable estimation of abundance/occupancy relationships from counts of organisms that result from surveys in which detection is imperfect. Under such models, parameter estimation and inference are based on conventional likelihood methods. We provide an application of these models to geographically extensive breeding bird survey data in which alternative models of abundance are considered that include factors that influence variation in abundance and detectability. Using these models, we produce estimates of abundance and occupancy maps that honor important sources of spatial variation in avian abundance and provide clearly interpretable characterizations of abundance and occupancy adjusted for imperfect detection. Copyright © OIKOS 2005.","author":[{"dropping-particle":"","family":"Royle","given":"J. A.","non-dropping-particle":"","parse-names":false,"suffix":""},{"dropping-particle":"","family":"Nichols","given":"J.","non-dropping-particle":"","parse-names":false,"suffix":""},{"dropping-particle":"","family":"Kéry","given":"M.","non-dropping-particle":"","parse-names":false,"suffix":""}],"container-title":"Oikos","id":"ITEM-2","issue":"2","issued":{"date-parts":[["2005","8","1"]]},"page":"353-359","publisher":"John Wiley &amp; Sons, Ltd","title":"Modelling occurrence and abundance of species when detection is imperfect","type":"article-journal","volume":"110"},"uris":["http://www.mendeley.com/documents/?uuid=2a2681d1-ec13-3693-939d-6597ffa8012b"]}],"mendeley":{"formattedCitation":"(Manica et al., 2019; Royle et al., 2005)","plainTextFormattedCitation":"(Manica et al., 2019; Royle et al., 2005)","previouslyFormattedCitation":"(Manica et al., 2019; J. Andrew Royle et al., 2005)"},"properties":{"noteIndex":0},"schema":"https://github.com/citation-style-language/schema/raw/master/csl-citation.json"}</w:instrText>
-      </w:r>
-      <w:r>
-        <w:rPr>
-          <w:lang w:val="en-CA"/>
-        </w:rPr>
-        <w:fldChar w:fldCharType="separate"/>
-      </w:r>
-      <w:r>
-        <w:rPr>
-          <w:noProof/>
-          <w:lang w:val="en-CA"/>
-        </w:rPr>
-        <w:t>(Manica et al., 2019; Royle et al., 2005)</w:t>
-      </w:r>
-      <w:r>
-        <w:rPr>
-          <w:lang w:val="en-CA"/>
-        </w:rPr>
-        <w:fldChar w:fldCharType="end"/>
-      </w:r>
+      <w:bookmarkEnd w:id="7"/>
       <w:r>
         <w:rPr>
           <w:lang w:val="en-CA"/>
         </w:rPr>
         <w:t>.”</w:t>
       </w:r>
+      <w:r>
+        <w:rPr>
+          <w:lang w:val="en-CA"/>
+        </w:rPr>
+        <w:t xml:space="preserve"> (L3</w:t>
+      </w:r>
+      <w:r>
+        <w:rPr>
+          <w:lang w:val="en-CA"/>
+        </w:rPr>
+        <w:t>94</w:t>
+      </w:r>
+      <w:r>
+        <w:rPr>
+          <w:lang w:val="en-CA"/>
+        </w:rPr>
+        <w:t>-3</w:t>
+      </w:r>
+      <w:r>
+        <w:rPr>
+          <w:lang w:val="en-CA"/>
+        </w:rPr>
+        <w:t>95</w:t>
+      </w:r>
+      <w:r>
+        <w:rPr>
+          <w:lang w:val="en-CA"/>
+        </w:rPr>
+        <w:t>).</w:t>
+      </w:r>
     </w:p>
     <w:p>
       <w:pPr>
@@ -2297,7 +2838,13 @@
     </w:p>
     <w:p>
       <w:r>
-        <w:t>We initially used butterflies for the figure in attempts to generalize the conceptual problem and pitfalls of GLM’s. However, we’ve now replaced the contrasting butterflies with contrasting bee species.</w:t>
+        <w:t xml:space="preserve">We initially used butterflies for the figure in </w:t>
+      </w:r>
+      <w:r>
+        <w:t xml:space="preserve">an </w:t>
+      </w:r>
+      <w:r>
+        <w:t>attempt to generalize the conceptual problem and pitfalls of GLM’s. However, we’ve now replaced the contrasting butterflies with contrasting bee species.</w:t>
       </w:r>
       <w:r>
         <w:t xml:space="preserve"> We’ve also clarified the dotted lines, histograms and specification of Ni – ni in the figure caption.</w:t>
@@ -2320,7 +2867,10 @@
     </w:p>
     <w:p>
       <w:r>
-        <w:t>Added meanings of parameters on the subplot titles, which should help readers to now more easily interpret these figures..</w:t>
+        <w:t xml:space="preserve">We added the definition </w:t>
+      </w:r>
+      <w:r>
+        <w:t>of parameters on the subplot titles, which should help readers to now more easily interpret these figures.</w:t>
       </w:r>
     </w:p>
     <w:p>
@@ -2346,13 +2896,7 @@
         <w:rPr>
           <w:lang w:val="en-CA"/>
         </w:rPr>
-        <w:t>Positive bias (red) indicates a tendency to overestimate the effect of the hypothesized abundance driver; a negative bias (blue) indicates a tendency towards underestimation.</w:t>
-      </w:r>
-      <w:r>
-        <w:rPr>
-          <w:lang w:val="en-CA"/>
-        </w:rPr>
-        <w:t xml:space="preserve">” </w:t>
+        <w:t xml:space="preserve">Positive bias (red) indicates a tendency to overestimate the effect of the hypothesized abundance driver; a negative bias (blue) indicates a tendency towards underestimation.” </w:t>
       </w:r>
     </w:p>
     <w:p>
@@ -2575,22 +3119,6 @@
           <w:bCs/>
         </w:rPr>
       </w:pPr>
-    </w:p>
-    <w:p>
-      <w:pPr>
-        <w:rPr>
-          <w:b/>
-          <w:bCs/>
-        </w:rPr>
-      </w:pPr>
-    </w:p>
-    <w:p>
-      <w:pPr>
-        <w:rPr>
-          <w:b/>
-          <w:bCs/>
-        </w:rPr>
-      </w:pPr>
       <w:r>
         <w:rPr>
           <w:b/>
@@ -2606,14 +3134,6 @@
           <w:bCs/>
         </w:rPr>
       </w:pPr>
-    </w:p>
-    <w:p>
-      <w:pPr>
-        <w:rPr>
-          <w:b/>
-          <w:bCs/>
-        </w:rPr>
-      </w:pPr>
       <w:r>
         <w:rPr>
           <w:b/>
@@ -2633,26 +3153,42 @@
         <w:t>In addition, in the discussi</w:t>
       </w:r>
       <w:r>
-        <w:t xml:space="preserve">on (L488-494), we now debate more broadly how and why insects might be more conducive to mark </w:t>
-      </w:r>
-      <w:r>
+        <w:t>on (L4</w:t>
+      </w:r>
+      <w:r>
+        <w:t>99</w:t>
+      </w:r>
+      <w:r>
+        <w:t>-</w:t>
+      </w:r>
+      <w:r>
+        <w:t>505</w:t>
+      </w:r>
+      <w:r>
+        <w:t xml:space="preserve">), we now debate more broadly how and why insects might be more conducive to mark recapture approaches compared to other groups like birds and mammals, which include more ethical and logistical challenges for the other groups. </w:t>
+      </w:r>
+    </w:p>
+    <w:p>
+      <w:pPr>
+        <w:rPr>
+          <w:b/>
+          <w:bCs/>
+        </w:rPr>
+      </w:pPr>
+      <w:r>
+        <w:rPr>
+          <w:b/>
+          <w:bCs/>
+        </w:rPr>
+        <w:t xml:space="preserve">L105: I can think of a handful of methodological studies investigating how binomial N-mixture models, at least, do or don't misestimate covariate effects under different conditions, outside </w:t>
+      </w:r>
+      <w:r>
+        <w:rPr>
+          <w:b/>
+          <w:bCs/>
+        </w:rPr>
         <w:lastRenderedPageBreak/>
-        <w:t xml:space="preserve">recapture approaches compared to other groups like birds and mammals, which include more ethical and logistical challenges for the other groups. </w:t>
-      </w:r>
-    </w:p>
-    <w:p>
-      <w:pPr>
-        <w:rPr>
-          <w:b/>
-          <w:bCs/>
-        </w:rPr>
-      </w:pPr>
-      <w:r>
-        <w:rPr>
-          <w:b/>
-          <w:bCs/>
-        </w:rPr>
-        <w:t>L105: I can think of a handful of methodological studies investigating how binomial N-mixture models, at least, do or don't misestimate covariate effects under different conditions, outside of Link et al. I suggest expanding this section a bit---I don't think you need to change the framing of the paper, but better treatment of the existing literature is merited here since the core message is methodological. Here are a couple starting points:</w:t>
+        <w:t>of Link et al. I suggest expanding this section a bit---I don't think you need to change the framing of the paper, but better treatment of the existing literature is merited here since the core message is methodological. Here are a couple starting points:</w:t>
       </w:r>
     </w:p>
     <w:p>
@@ -2708,18 +3244,13 @@
         </w:rPr>
       </w:pPr>
       <w:r>
-        <w:t xml:space="preserve">Thank you for linking to the additional resources and discussion. We have added a paragraph here (L104-118) including these references and others to expand the treatment of N mixture models in the </w:t>
-      </w:r>
-      <w:commentRangeStart w:id="6"/>
-      <w:r>
-        <w:t>introduction.</w:t>
-      </w:r>
-      <w:commentRangeEnd w:id="6"/>
-      <w:r>
-        <w:rPr>
-          <w:rStyle w:val="CommentReference"/>
-        </w:rPr>
-        <w:commentReference w:id="6"/>
+        <w:t>Thank you for linking to the additional resources and discussion. We have added a paragraph here (L104-11</w:t>
+      </w:r>
+      <w:r>
+        <w:t>6</w:t>
+      </w:r>
+      <w:r>
+        <w:t>) including these references and others to expand the treatment of N mixture models in the introduction.</w:t>
       </w:r>
     </w:p>
     <w:p>
@@ -2739,7 +3270,10 @@
     </w:p>
     <w:p>
       <w:r>
-        <w:t xml:space="preserve">Added </w:t>
+        <w:t>We a</w:t>
+      </w:r>
+      <w:r>
+        <w:t xml:space="preserve">dded </w:t>
       </w:r>
       <w:r>
         <w:t>mention of</w:t>
@@ -2756,6 +3290,7 @@
       <w:r>
         <w:t xml:space="preserve"> “</w:t>
       </w:r>
+      <w:bookmarkStart w:id="8" w:name="_Hlk208914709"/>
       <w:r>
         <w:rPr>
           <w:lang w:val="en-CA"/>
@@ -2797,7 +3332,38 @@
         <w:rPr>
           <w:lang w:val="en-CA"/>
         </w:rPr>
-        <w:t>, although we observed bees resume their active foraging behaviour within a few minutes of being released.”</w:t>
+        <w:t>, although we observed bees resume their active foraging behaviour within a few minutes of being released.</w:t>
+      </w:r>
+      <w:bookmarkEnd w:id="8"/>
+      <w:r>
+        <w:rPr>
+          <w:lang w:val="en-CA"/>
+        </w:rPr>
+        <w:t>”</w:t>
+      </w:r>
+      <w:r>
+        <w:rPr>
+          <w:lang w:val="en-CA"/>
+        </w:rPr>
+        <w:t xml:space="preserve"> </w:t>
+      </w:r>
+      <w:r>
+        <w:rPr>
+          <w:lang w:val="en-CA"/>
+        </w:rPr>
+        <w:t>(</w:t>
+      </w:r>
+      <w:r>
+        <w:rPr>
+          <w:lang w:val="en-CA"/>
+        </w:rPr>
+        <w:t>L</w:t>
+      </w:r>
+      <w:r>
+        <w:rPr>
+          <w:lang w:val="en-CA"/>
+        </w:rPr>
+        <w:t>189-194).</w:t>
       </w:r>
     </w:p>
     <w:p>
@@ -2817,40 +3383,40 @@
     </w:p>
     <w:p>
       <w:r>
-        <w:t>In the intro, we’ve revised to first introduce that ecologists frequently use GLMs or GLMMs (L_). Throughout the intro we then use “</w:t>
-      </w:r>
-      <w:r>
-        <w:rPr>
-          <w:lang w:val="en-CA"/>
-        </w:rPr>
-        <w:t xml:space="preserve">GLMs/GLMMs” to refer to these types of models. Then when we moved towards outlining our specific study at the end of the intro, we now state that we apply GLMMs to our data. We now use “GLMM” when referring to the model used in our study. We retained the use of GLM alongside GLMM in the introduction to maintain a general framing of the pros and cons of those approaches compared to the multi-level detection models, as some </w:t>
-      </w:r>
-      <w:r>
-        <w:rPr>
-          <w:lang w:val="en-CA"/>
+        <w:t>In the intro, we’ve revised to first introduce that ecologists frequently use GLMs or GLMMs (L</w:t>
+      </w:r>
+      <w:r>
+        <w:t>45-46</w:t>
+      </w:r>
+      <w:r>
+        <w:t>). Throughout the intro we then use “</w:t>
+      </w:r>
+      <w:r>
+        <w:rPr>
+          <w:lang w:val="en-CA"/>
+        </w:rPr>
+        <w:t xml:space="preserve">GLMs/GLMMs” to refer to these types of models. Then when we moved towards outlining our specific study at the end of the intro, we now state that we apply GLMMs to our data. We now use “GLMM” when referring to the model used in our study. We retained the use of GLM alongside GLMM in the introduction to maintain a general framing of the pros and cons of those approaches compared to the multi-level detection models, as some researchers may still use GLMs especially if they are interested in estimating relative abundance of a single species rather than for a community of species. </w:t>
+      </w:r>
+      <w:r>
+        <w:rPr>
+          <w:lang w:val="en-CA"/>
+        </w:rPr>
+        <w:t>Following your later suggestion (L488), In the discussion we have also noted how GLMs versus our GLMMs might have performed differently with respect to a detection confound.</w:t>
+      </w:r>
+    </w:p>
+    <w:p>
+      <w:pPr>
+        <w:rPr>
+          <w:b/>
+          <w:bCs/>
+        </w:rPr>
+      </w:pPr>
+      <w:r>
+        <w:rPr>
+          <w:b/>
+          <w:bCs/>
         </w:rPr>
         <w:lastRenderedPageBreak/>
-        <w:t xml:space="preserve">researchers may still use GLMs especially if they are interested in estimating relative abundance of a single species rather than for a community of species. </w:t>
-      </w:r>
-      <w:r>
-        <w:rPr>
-          <w:lang w:val="en-CA"/>
-        </w:rPr>
-        <w:t>Following your later suggestion (L488), In the discussion we have also noted how GLMs versus our GLMMs might have performed differently with respect to a detection confound.</w:t>
-      </w:r>
-    </w:p>
-    <w:p>
-      <w:pPr>
-        <w:rPr>
-          <w:b/>
-          <w:bCs/>
-        </w:rPr>
-      </w:pPr>
-      <w:r>
-        <w:rPr>
-          <w:b/>
-          <w:bCs/>
-        </w:rPr>
         <w:t>L220: Should be "Likelihood of parameters given the data" here and throughout, and I'd say "is calculated" (or "is approximated") rather than "is estimated"</w:t>
       </w:r>
     </w:p>
@@ -2951,7 +3517,13 @@
     </w:p>
     <w:p>
       <w:r>
-        <w:t>Following Reviewer 1’s suggestion, we have recalculated precision according to the correct definition. We have updated the text and figures accordingly.</w:t>
+        <w:t xml:space="preserve">Following Reviewer 1’s suggestion, we have recalculated </w:t>
+      </w:r>
+      <w:r>
+        <w:t>as 1/sd(posterior samples)</w:t>
+      </w:r>
+      <w:r>
+        <w:t>. We have updated the text and figures accordingly.</w:t>
       </w:r>
     </w:p>
     <w:p>
@@ -2971,7 +3543,13 @@
     </w:p>
     <w:p>
       <w:r>
-        <w:t xml:space="preserve">We agree with your thoughts here. Most researchers would be implementing these approaches with the intent of estimating variation in </w:t>
+        <w:t xml:space="preserve">We agree with your </w:t>
+      </w:r>
+      <w:r>
+        <w:t xml:space="preserve">points </w:t>
+      </w:r>
+      <w:r>
+        <w:t xml:space="preserve">here. Most researchers would be implementing these approaches with the intent of estimating variation in </w:t>
       </w:r>
       <w:r>
         <w:rPr>
@@ -2996,12 +3574,12 @@
           <w:b/>
           <w:bCs/>
         </w:rPr>
+        <w:t>L316: I don't understand this sentence: "The binmix model estimated a higher intercept with 98.7% probability and the multimix model with 99.5% probability". Is this claim based on comparing the posterior distributions? This seems more convoluted than just presenting the three BCIs next to each other.</w:t>
+      </w:r>
+    </w:p>
+    <w:p>
+      <w:r>
         <w:lastRenderedPageBreak/>
-        <w:t>L316: I don't understand this sentence: "The binmix model estimated a higher intercept with 98.7% probability and the multimix model with 99.5% probability". Is this claim based on comparing the posterior distributions? This seems more convoluted than just presenting the three BCIs next to each other.</w:t>
-      </w:r>
-    </w:p>
-    <w:p>
-      <w:r>
         <w:t>For simplicity, we now simply present the three BCI’s side by side, although we have removed the comparison of the intercept terms and keep our focus on the model estimates for the effect of habitat restoration on abundance.</w:t>
       </w:r>
     </w:p>
@@ -3045,55 +3623,58 @@
         <w:t>To help contextualize the impacts of bias, we’ve translated the parameter estimates into biological predictions</w:t>
       </w:r>
       <w:r>
-        <w:t xml:space="preserve"> (L332-339)</w:t>
-      </w:r>
-      <w:r>
-        <w:t xml:space="preserve">. Although in our specific situation, the impact on the estimates were small, they could contribute to meaningful differences expected change in the number of individuals that are present: After translating the parameter values from a log scale, </w:t>
-      </w:r>
-      <w:bookmarkStart w:id="7" w:name="_Hlk208409614"/>
-      <w:r>
-        <w:t>the mean estimates for the multimix model equates to a 2.6 fold increase in the number of individuals that are present  - exp(3.16) individuals in unrestored parks versus exp(3.16+0.91) individuals in restored sites. In contrast, t</w:t>
-      </w:r>
-      <w:r>
-        <w:t xml:space="preserve">he mean estimate for the </w:t>
-      </w:r>
-      <w:r>
-        <w:t>GLMM</w:t>
-      </w:r>
-      <w:r>
-        <w:t xml:space="preserve"> equates to a </w:t>
-      </w:r>
-      <w:r>
-        <w:t>4</w:t>
-      </w:r>
-      <w:r>
-        <w:t>.6 fold increase in the number of individuals that are present  - exp(</w:t>
-      </w:r>
-      <w:r>
-        <w:t>0.23</w:t>
-      </w:r>
-      <w:r>
-        <w:t>) individuals in unrestored parks versus exp(</w:t>
-      </w:r>
-      <w:r>
-        <w:t>0.23</w:t>
-      </w:r>
-      <w:r>
-        <w:t>+</w:t>
-      </w:r>
-      <w:r>
-        <w:t>1.3</w:t>
-      </w:r>
-      <w:r>
-        <w:t>) individuals in restored sites.</w:t>
-      </w:r>
-      <w:r>
-        <w:t xml:space="preserve"> This is almost double the expected increase in the number of wild bees that occur for the average species, which is important.</w:t>
-      </w:r>
-      <w:bookmarkEnd w:id="7"/>
+        <w:t xml:space="preserve"> (L3</w:t>
+      </w:r>
+      <w:r>
+        <w:t>42</w:t>
+      </w:r>
+      <w:r>
+        <w:t>-3</w:t>
+      </w:r>
+      <w:r>
+        <w:t>48</w:t>
+      </w:r>
+      <w:r>
+        <w:t>)</w:t>
+      </w:r>
+      <w:r>
+        <w:t>. Although in our specific situation, the impact on the estimates were small, they could contribute to meaningful differences</w:t>
+      </w:r>
+      <w:r>
+        <w:t xml:space="preserve"> in</w:t>
+      </w:r>
+      <w:r>
+        <w:t xml:space="preserve"> expected change</w:t>
+      </w:r>
+      <w:r>
+        <w:t>s</w:t>
+      </w:r>
+      <w:r>
+        <w:t xml:space="preserve"> in the number of individuals that are present: After translating the parameter values from a log scale, </w:t>
+      </w:r>
+      <w:bookmarkStart w:id="9" w:name="_Hlk208409614"/>
+      <w:r>
+        <w:t xml:space="preserve">the mean estimates for the multimix model equates to a 2.6 fold increase in the number of individuals that are present  - exp(3.16) individuals in unrestored parks versus exp(3.16+0.91) individuals in restored sites. In contrast, the mean estimate for the GLMM equates to a </w:t>
+      </w:r>
+      <w:r>
+        <w:t>3</w:t>
+      </w:r>
+      <w:r>
+        <w:t>.</w:t>
+      </w:r>
+      <w:r>
+        <w:t>7</w:t>
+      </w:r>
+      <w:r>
+        <w:t xml:space="preserve"> fold increase in the number of individuals that are present  - exp(0.23) individuals in unrestored parks versus exp(0.23+1.3) individuals in restored sites. This is almost double the expected increase in the number of wild bees that occur for the average species, which is important.</w:t>
+      </w:r>
+      <w:bookmarkEnd w:id="9"/>
       <w:r>
         <w:t xml:space="preserve"> This biological interpretation should make the results more tangible and impactful. Following reviewer 1’s comments we have also added biological interpretations to the levels of bias found in our simulation study.</w:t>
       </w:r>
+      <w:r>
+        <w:t xml:space="preserve"> We’ve added visualizations of these biological outcomes as a supplemental figure, Figure S7.</w:t>
+      </w:r>
     </w:p>
     <w:p>
       <w:pPr>
@@ -3112,7 +3693,16 @@
     </w:p>
     <w:p>
       <w:r>
-        <w:t>Added brief information on lifespan and typical mobility to the methods (L166).</w:t>
+        <w:t>We a</w:t>
+      </w:r>
+      <w:r>
+        <w:t>dded brief information on lifespan and typical mobility to the methods (L1</w:t>
+      </w:r>
+      <w:r>
+        <w:t>75-177)</w:t>
+      </w:r>
+      <w:r>
+        <w:t>.</w:t>
       </w:r>
     </w:p>
     <w:p>
@@ -3134,6 +3724,12 @@
       <w:r>
         <w:t>This would be better described as something closely related but distinct. Something like the double observer protocol that we mention, for example, could have the data plugged directly into our multimix model. In contrast, while hierarchical distance sampling methods have a similar form due to the grouping of detection outcomes for individuals into discrete bins, the model approach would need substantial modifications to be applied. We’ve tried to make this more clear by stating that it is a related approach.</w:t>
       </w:r>
+      <w:r>
+        <w:t xml:space="preserve"> </w:t>
+      </w:r>
+      <w:r>
+        <w:t>(L506).</w:t>
+      </w:r>
     </w:p>
     <w:p>
       <w:pPr>
@@ -3149,68 +3745,91 @@
         </w:rPr>
         <w:t xml:space="preserve">L488: One suggestion I might add--and a reason it's important to call these GLMMs and not GLMs--is that the authors could emphasize </w:t>
       </w:r>
-      <w:bookmarkStart w:id="8" w:name="_Hlk208410423"/>
-      <w:r>
-        <w:rPr>
-          <w:b/>
-          <w:bCs/>
-        </w:rPr>
-        <w:t xml:space="preserve">the use of random effects to deal with </w:t>
-      </w:r>
-      <w:r>
-        <w:rPr>
-          <w:b/>
-          <w:bCs/>
+      <w:bookmarkStart w:id="10" w:name="_Hlk208410423"/>
+      <w:r>
+        <w:rPr>
+          <w:b/>
+          <w:bCs/>
+        </w:rPr>
+        <w:t>the use of random effects to deal with nonindependence in data</w:t>
+      </w:r>
+      <w:bookmarkEnd w:id="10"/>
+      <w:r>
+        <w:rPr>
+          <w:b/>
+          <w:bCs/>
+        </w:rPr>
+        <w:t>. GLMs that don't properly handle nonindependence will perform even worse.</w:t>
+      </w:r>
+    </w:p>
+    <w:p>
+      <w:pPr>
+        <w:rPr>
+          <w:b/>
+          <w:bCs/>
+        </w:rPr>
+      </w:pPr>
+      <w:r>
+        <w:t>We a</w:t>
+      </w:r>
+      <w:r>
+        <w:t xml:space="preserve">dded </w:t>
+      </w:r>
+      <w:r>
+        <w:t>this note to the discussion</w:t>
+      </w:r>
+      <w:r>
+        <w:t xml:space="preserve"> (L4</w:t>
+      </w:r>
+      <w:r>
+        <w:t>30</w:t>
+      </w:r>
+      <w:r>
+        <w:t>-4</w:t>
+      </w:r>
+      <w:r>
+        <w:t>32</w:t>
+      </w:r>
+      <w:r>
+        <w:t>)</w:t>
+      </w:r>
+      <w:r>
+        <w:t>:</w:t>
+      </w:r>
+      <w:r>
+        <w:rPr>
+          <w:b/>
+          <w:bCs/>
+        </w:rPr>
+        <w:t xml:space="preserve"> </w:t>
+      </w:r>
+      <w:r>
+        <w:rPr>
+          <w:lang w:val="en-CA"/>
+        </w:rPr>
+        <w:t xml:space="preserve">The use of random effects in our GLMMs handled </w:t>
+      </w:r>
+      <w:r>
+        <w:t>non</w:t>
+      </w:r>
+      <w:r>
+        <w:t>-</w:t>
+      </w:r>
+      <w:r>
+        <w:t>independence of</w:t>
+      </w:r>
+      <w:r>
+        <w:rPr>
+          <w:lang w:val="en-CA"/>
+        </w:rPr>
+        <w:t xml:space="preserve"> sites and species in our data. GLMs, which do not account for the </w:t>
+      </w:r>
+      <w:r>
+        <w:rPr>
+          <w:lang w:val="en-CA"/>
         </w:rPr>
         <w:lastRenderedPageBreak/>
-        <w:t>nonindependence in data</w:t>
-      </w:r>
-      <w:bookmarkEnd w:id="8"/>
-      <w:r>
-        <w:rPr>
-          <w:b/>
-          <w:bCs/>
-        </w:rPr>
-        <w:t>. GLMs that don't properly handle nonindependence will perform even worse.</w:t>
-      </w:r>
-    </w:p>
-    <w:p>
-      <w:pPr>
-        <w:rPr>
-          <w:b/>
-          <w:bCs/>
-        </w:rPr>
-      </w:pPr>
-      <w:r>
-        <w:t>Added this note to the discussion</w:t>
-      </w:r>
-      <w:r>
-        <w:t xml:space="preserve"> (L416-419)</w:t>
-      </w:r>
-      <w:r>
-        <w:t>:</w:t>
-      </w:r>
-      <w:r>
-        <w:rPr>
-          <w:b/>
-          <w:bCs/>
-        </w:rPr>
-        <w:t xml:space="preserve"> </w:t>
-      </w:r>
-      <w:r>
-        <w:rPr>
-          <w:lang w:val="en-CA"/>
-        </w:rPr>
-        <w:t xml:space="preserve">The use of random effects in our GLMMs handled </w:t>
-      </w:r>
-      <w:r>
-        <w:t>nonindependence of</w:t>
-      </w:r>
-      <w:r>
-        <w:rPr>
-          <w:lang w:val="en-CA"/>
-        </w:rPr>
-        <w:t xml:space="preserve"> sites and species in our data. GLMs, which do not account for the pseudoreplication of data in this type of study design, may perform even worse when there is a detection confound </w:t>
+        <w:t xml:space="preserve">pseudoreplication of data in this type of study design, may perform even worse when there is a detection confound </w:t>
       </w:r>
       <w:r>
         <w:rPr>
@@ -3267,7 +3886,13 @@
     </w:p>
     <w:p>
       <w:r>
-        <w:t>We have corrected this to confounder here and also for the new Figure 4.</w:t>
+        <w:t>We have corrected this to</w:t>
+      </w:r>
+      <w:r>
+        <w:t xml:space="preserve"> read</w:t>
+      </w:r>
+      <w:r>
+        <w:t xml:space="preserve"> confounder here and also for the new Figure 4.</w:t>
       </w:r>
     </w:p>
     <w:p>
@@ -3319,48 +3944,6 @@
     </w:sectPr>
   </w:body>
 </w:document>
-</file>
-
-<file path=word/comments.xml><?xml version="1.0" encoding="utf-8"?>
-<w:comments xmlns:wpc="http://schemas.microsoft.com/office/word/2010/wordprocessingCanvas" xmlns:cx="http://schemas.microsoft.com/office/drawing/2014/chartex" xmlns:cx1="http://schemas.microsoft.com/office/drawing/2015/9/8/chartex" xmlns:cx2="http://schemas.microsoft.com/office/drawing/2015/10/21/chartex" xmlns:cx3="http://schemas.microsoft.com/office/drawing/2016/5/9/chartex" xmlns:cx4="http://schemas.microsoft.com/office/drawing/2016/5/10/chartex" xmlns:cx5="http://schemas.microsoft.com/office/drawing/2016/5/11/chartex" xmlns:cx6="http://schemas.microsoft.com/office/drawing/2016/5/12/chartex" xmlns:cx7="http://schemas.microsoft.com/office/drawing/2016/5/13/chartex" xmlns:cx8="http://schemas.microsoft.com/office/drawing/2016/5/14/chartex" xmlns:mc="http://schemas.openxmlformats.org/markup-compatibility/2006" xmlns:aink="http://schemas.microsoft.com/office/drawing/2016/ink" xmlns:am3d="http://schemas.microsoft.com/office/drawing/2017/model3d" xmlns:o="urn:schemas-microsoft-com:office:office" xmlns:oel="http://schemas.microsoft.com/office/2019/extlst" xmlns:r="http://schemas.openxmlformats.org/officeDocument/2006/relationships" xmlns:m="http://schemas.openxmlformats.org/officeDocument/2006/math" xmlns:v="urn:schemas-microsoft-com:vml" xmlns:wp14="http://schemas.microsoft.com/office/word/2010/wordprocessingDrawing" xmlns:wp="http://schemas.openxmlformats.org/drawingml/2006/wordprocessingDrawing" xmlns:w10="urn:schemas-microsoft-com:office:word" xmlns:w="http://schemas.openxmlformats.org/wordprocessingml/2006/main" xmlns:w14="http://schemas.microsoft.com/office/word/2010/wordml" xmlns:w15="http://schemas.microsoft.com/office/word/2012/wordml" xmlns:w16cex="http://schemas.microsoft.com/office/word/2018/wordml/cex" xmlns:w16cid="http://schemas.microsoft.com/office/word/2016/wordml/cid" xmlns:w16="http://schemas.microsoft.com/office/word/2018/wordml" xmlns:w16du="http://schemas.microsoft.com/office/word/2023/wordml/word16du" xmlns:w16sdtdh="http://schemas.microsoft.com/office/word/2020/wordml/sdtdatahash" xmlns:w16se="http://schemas.microsoft.com/office/word/2015/wordml/symex" xmlns:wpg="http://schemas.microsoft.com/office/word/2010/wordprocessingGroup" xmlns:wpi="http://schemas.microsoft.com/office/word/2010/wordprocessingInk" xmlns:wne="http://schemas.microsoft.com/office/word/2006/wordml" xmlns:wps="http://schemas.microsoft.com/office/word/2010/wordprocessingShape" mc:Ignorable="w14 w15 w16se w16cid w16 w16cex w16sdtdh w16du wp14">
-  <w:comment w:id="6" w:author="Jens Christian Ulrich" w:date="2025-09-10T18:15:00Z" w:initials="JU">
-    <w:p>
-      <w:pPr>
-        <w:pStyle w:val="CommentText"/>
-      </w:pPr>
-      <w:r>
-        <w:rPr>
-          <w:rStyle w:val="CommentReference"/>
-        </w:rPr>
-        <w:annotationRef/>
-      </w:r>
-      <w:r>
-        <w:rPr>
-          <w:lang w:val="en-CA"/>
-        </w:rPr>
-        <w:t>Could also come back into the discussion too?</w:t>
-      </w:r>
-    </w:p>
-  </w:comment>
-</w:comments>
-</file>
-
-<file path=word/commentsExtended.xml><?xml version="1.0" encoding="utf-8"?>
-<w15:commentsEx xmlns:wpc="http://schemas.microsoft.com/office/word/2010/wordprocessingCanvas" xmlns:cx="http://schemas.microsoft.com/office/drawing/2014/chartex" xmlns:cx1="http://schemas.microsoft.com/office/drawing/2015/9/8/chartex" xmlns:cx2="http://schemas.microsoft.com/office/drawing/2015/10/21/chartex" xmlns:cx3="http://schemas.microsoft.com/office/drawing/2016/5/9/chartex" xmlns:cx4="http://schemas.microsoft.com/office/drawing/2016/5/10/chartex" xmlns:cx5="http://schemas.microsoft.com/office/drawing/2016/5/11/chartex" xmlns:cx6="http://schemas.microsoft.com/office/drawing/2016/5/12/chartex" xmlns:cx7="http://schemas.microsoft.com/office/drawing/2016/5/13/chartex" xmlns:cx8="http://schemas.microsoft.com/office/drawing/2016/5/14/chartex" xmlns:mc="http://schemas.openxmlformats.org/markup-compatibility/2006" xmlns:aink="http://schemas.microsoft.com/office/drawing/2016/ink" xmlns:am3d="http://schemas.microsoft.com/office/drawing/2017/model3d" xmlns:o="urn:schemas-microsoft-com:office:office" xmlns:oel="http://schemas.microsoft.com/office/2019/extlst" xmlns:r="http://schemas.openxmlformats.org/officeDocument/2006/relationships" xmlns:m="http://schemas.openxmlformats.org/officeDocument/2006/math" xmlns:v="urn:schemas-microsoft-com:vml" xmlns:wp14="http://schemas.microsoft.com/office/word/2010/wordprocessingDrawing" xmlns:wp="http://schemas.openxmlformats.org/drawingml/2006/wordprocessingDrawing" xmlns:w10="urn:schemas-microsoft-com:office:word" xmlns:w="http://schemas.openxmlformats.org/wordprocessingml/2006/main" xmlns:w14="http://schemas.microsoft.com/office/word/2010/wordml" xmlns:w15="http://schemas.microsoft.com/office/word/2012/wordml" xmlns:w16cex="http://schemas.microsoft.com/office/word/2018/wordml/cex" xmlns:w16cid="http://schemas.microsoft.com/office/word/2016/wordml/cid" xmlns:w16="http://schemas.microsoft.com/office/word/2018/wordml" xmlns:w16du="http://schemas.microsoft.com/office/word/2023/wordml/word16du" xmlns:w16sdtdh="http://schemas.microsoft.com/office/word/2020/wordml/sdtdatahash" xmlns:w16se="http://schemas.microsoft.com/office/word/2015/wordml/symex" xmlns:wpg="http://schemas.microsoft.com/office/word/2010/wordprocessingGroup" xmlns:wpi="http://schemas.microsoft.com/office/word/2010/wordprocessingInk" xmlns:wne="http://schemas.microsoft.com/office/word/2006/wordml" xmlns:wps="http://schemas.microsoft.com/office/word/2010/wordprocessingShape" mc:Ignorable="w14 w15 w16se w16cid w16 w16cex w16sdtdh w16du wp14">
-  <w15:commentEx w15:paraId="5D1DF128" w15:done="0"/>
-</w15:commentsEx>
-</file>
-
-<file path=word/commentsExtensible.xml><?xml version="1.0" encoding="utf-8"?>
-<w16cex:commentsExtensible xmlns:wpc="http://schemas.microsoft.com/office/word/2010/wordprocessingCanvas" xmlns:cx="http://schemas.microsoft.com/office/drawing/2014/chartex" xmlns:cx1="http://schemas.microsoft.com/office/drawing/2015/9/8/chartex" xmlns:cx2="http://schemas.microsoft.com/office/drawing/2015/10/21/chartex" xmlns:cx3="http://schemas.microsoft.com/office/drawing/2016/5/9/chartex" xmlns:cx4="http://schemas.microsoft.com/office/drawing/2016/5/10/chartex" xmlns:cx5="http://schemas.microsoft.com/office/drawing/2016/5/11/chartex" xmlns:cx6="http://schemas.microsoft.com/office/drawing/2016/5/12/chartex" xmlns:cx7="http://schemas.microsoft.com/office/drawing/2016/5/13/chartex" xmlns:cx8="http://schemas.microsoft.com/office/drawing/2016/5/14/chartex" xmlns:cr="http://schemas.microsoft.com/office/comments/2020/reactions" xmlns:mc="http://schemas.openxmlformats.org/markup-compatibility/2006" xmlns:aink="http://schemas.microsoft.com/office/drawing/2016/ink" xmlns:am3d="http://schemas.microsoft.com/office/drawing/2017/model3d" xmlns:o="urn:schemas-microsoft-com:office:office" xmlns:oel="http://schemas.microsoft.com/office/2019/extlst" xmlns:r="http://schemas.openxmlformats.org/officeDocument/2006/relationships" xmlns:m="http://schemas.openxmlformats.org/officeDocument/2006/math" xmlns:v="urn:schemas-microsoft-com:vml" xmlns:wp14="http://schemas.microsoft.com/office/word/2010/wordprocessingDrawing" xmlns:wp="http://schemas.openxmlformats.org/drawingml/2006/wordprocessingDrawing" xmlns:w10="urn:schemas-microsoft-com:office:word" xmlns:w="http://schemas.openxmlformats.org/wordprocessingml/2006/main" xmlns:w14="http://schemas.microsoft.com/office/word/2010/wordml" xmlns:w15="http://schemas.microsoft.com/office/word/2012/wordml" xmlns:w16cex="http://schemas.microsoft.com/office/word/2018/wordml/cex" xmlns:w16cid="http://schemas.microsoft.com/office/word/2016/wordml/cid" xmlns:w16="http://schemas.microsoft.com/office/word/2018/wordml" xmlns:w16du="http://schemas.microsoft.com/office/word/2023/wordml/word16du" xmlns:w16sdtdh="http://schemas.microsoft.com/office/word/2020/wordml/sdtdatahash" xmlns:w16se="http://schemas.microsoft.com/office/word/2015/wordml/symex" xmlns:wpg="http://schemas.microsoft.com/office/word/2010/wordprocessingGroup" xmlns:wpi="http://schemas.microsoft.com/office/word/2010/wordprocessingInk" xmlns:wne="http://schemas.microsoft.com/office/word/2006/wordml" xmlns:wps="http://schemas.microsoft.com/office/word/2010/wordprocessingShape" mc:Ignorable="w14 w15 w16se w16cid w16 w16cex w16sdtdh cr w16du wp14">
-  <w16cex:commentExtensible w16cex:durableId="5BD373F8" w16cex:dateUtc="2025-09-10T22:15:00Z"/>
-</w16cex:commentsExtensible>
-</file>
-
-<file path=word/commentsIds.xml><?xml version="1.0" encoding="utf-8"?>
-<w16cid:commentsIds xmlns:wpc="http://schemas.microsoft.com/office/word/2010/wordprocessingCanvas" xmlns:cx="http://schemas.microsoft.com/office/drawing/2014/chartex" xmlns:cx1="http://schemas.microsoft.com/office/drawing/2015/9/8/chartex" xmlns:cx2="http://schemas.microsoft.com/office/drawing/2015/10/21/chartex" xmlns:cx3="http://schemas.microsoft.com/office/drawing/2016/5/9/chartex" xmlns:cx4="http://schemas.microsoft.com/office/drawing/2016/5/10/chartex" xmlns:cx5="http://schemas.microsoft.com/office/drawing/2016/5/11/chartex" xmlns:cx6="http://schemas.microsoft.com/office/drawing/2016/5/12/chartex" xmlns:cx7="http://schemas.microsoft.com/office/drawing/2016/5/13/chartex" xmlns:cx8="http://schemas.microsoft.com/office/drawing/2016/5/14/chartex" xmlns:mc="http://schemas.openxmlformats.org/markup-compatibility/2006" xmlns:aink="http://schemas.microsoft.com/office/drawing/2016/ink" xmlns:am3d="http://schemas.microsoft.com/office/drawing/2017/model3d" xmlns:o="urn:schemas-microsoft-com:office:office" xmlns:oel="http://schemas.microsoft.com/office/2019/extlst" xmlns:r="http://schemas.openxmlformats.org/officeDocument/2006/relationships" xmlns:m="http://schemas.openxmlformats.org/officeDocument/2006/math" xmlns:v="urn:schemas-microsoft-com:vml" xmlns:wp14="http://schemas.microsoft.com/office/word/2010/wordprocessingDrawing" xmlns:wp="http://schemas.openxmlformats.org/drawingml/2006/wordprocessingDrawing" xmlns:w10="urn:schemas-microsoft-com:office:word" xmlns:w="http://schemas.openxmlformats.org/wordprocessingml/2006/main" xmlns:w14="http://schemas.microsoft.com/office/word/2010/wordml" xmlns:w15="http://schemas.microsoft.com/office/word/2012/wordml" xmlns:w16cex="http://schemas.microsoft.com/office/word/2018/wordml/cex" xmlns:w16cid="http://schemas.microsoft.com/office/word/2016/wordml/cid" xmlns:w16="http://schemas.microsoft.com/office/word/2018/wordml" xmlns:w16du="http://schemas.microsoft.com/office/word/2023/wordml/word16du" xmlns:w16sdtdh="http://schemas.microsoft.com/office/word/2020/wordml/sdtdatahash" xmlns:w16se="http://schemas.microsoft.com/office/word/2015/wordml/symex" xmlns:wpg="http://schemas.microsoft.com/office/word/2010/wordprocessingGroup" xmlns:wpi="http://schemas.microsoft.com/office/word/2010/wordprocessingInk" xmlns:wne="http://schemas.microsoft.com/office/word/2006/wordml" xmlns:wps="http://schemas.microsoft.com/office/word/2010/wordprocessingShape" mc:Ignorable="w14 w15 w16se w16cid w16 w16cex w16sdtdh w16du wp14">
-  <w16cid:commentId w16cid:paraId="5D1DF128" w16cid:durableId="5BD373F8"/>
-</w16cid:commentsIds>
 </file>
 
 <file path=word/numbering.xml><?xml version="1.0" encoding="utf-8"?>
@@ -3482,14 +4065,6 @@
     <w:abstractNumId w:val="0"/>
   </w:num>
 </w:numbering>
-</file>
-
-<file path=word/people.xml><?xml version="1.0" encoding="utf-8"?>
-<w15:people xmlns:wpc="http://schemas.microsoft.com/office/word/2010/wordprocessingCanvas" xmlns:cx="http://schemas.microsoft.com/office/drawing/2014/chartex" xmlns:cx1="http://schemas.microsoft.com/office/drawing/2015/9/8/chartex" xmlns:cx2="http://schemas.microsoft.com/office/drawing/2015/10/21/chartex" xmlns:cx3="http://schemas.microsoft.com/office/drawing/2016/5/9/chartex" xmlns:cx4="http://schemas.microsoft.com/office/drawing/2016/5/10/chartex" xmlns:cx5="http://schemas.microsoft.com/office/drawing/2016/5/11/chartex" xmlns:cx6="http://schemas.microsoft.com/office/drawing/2016/5/12/chartex" xmlns:cx7="http://schemas.microsoft.com/office/drawing/2016/5/13/chartex" xmlns:cx8="http://schemas.microsoft.com/office/drawing/2016/5/14/chartex" xmlns:mc="http://schemas.openxmlformats.org/markup-compatibility/2006" xmlns:aink="http://schemas.microsoft.com/office/drawing/2016/ink" xmlns:am3d="http://schemas.microsoft.com/office/drawing/2017/model3d" xmlns:o="urn:schemas-microsoft-com:office:office" xmlns:oel="http://schemas.microsoft.com/office/2019/extlst" xmlns:r="http://schemas.openxmlformats.org/officeDocument/2006/relationships" xmlns:m="http://schemas.openxmlformats.org/officeDocument/2006/math" xmlns:v="urn:schemas-microsoft-com:vml" xmlns:wp14="http://schemas.microsoft.com/office/word/2010/wordprocessingDrawing" xmlns:wp="http://schemas.openxmlformats.org/drawingml/2006/wordprocessingDrawing" xmlns:w10="urn:schemas-microsoft-com:office:word" xmlns:w="http://schemas.openxmlformats.org/wordprocessingml/2006/main" xmlns:w14="http://schemas.microsoft.com/office/word/2010/wordml" xmlns:w15="http://schemas.microsoft.com/office/word/2012/wordml" xmlns:w16cex="http://schemas.microsoft.com/office/word/2018/wordml/cex" xmlns:w16cid="http://schemas.microsoft.com/office/word/2016/wordml/cid" xmlns:w16="http://schemas.microsoft.com/office/word/2018/wordml" xmlns:w16du="http://schemas.microsoft.com/office/word/2023/wordml/word16du" xmlns:w16sdtdh="http://schemas.microsoft.com/office/word/2020/wordml/sdtdatahash" xmlns:w16se="http://schemas.microsoft.com/office/word/2015/wordml/symex" xmlns:wpg="http://schemas.microsoft.com/office/word/2010/wordprocessingGroup" xmlns:wpi="http://schemas.microsoft.com/office/word/2010/wordprocessingInk" xmlns:wne="http://schemas.microsoft.com/office/word/2006/wordml" xmlns:wps="http://schemas.microsoft.com/office/word/2010/wordprocessingShape" mc:Ignorable="w14 w15 w16se w16cid w16 w16cex w16sdtdh w16du wp14">
-  <w15:person w15:author="Jens Christian Ulrich">
-    <w15:presenceInfo w15:providerId="AD" w15:userId="S::ujens@uottawa.ca::29ec536a-043d-4441-af8b-e67dc48e3d86"/>
-  </w15:person>
-</w15:people>
 </file>
 
 <file path=word/styles.xml><?xml version="1.0" encoding="utf-8"?>
@@ -4475,6 +5050,39 @@
       <w:szCs w:val="20"/>
     </w:rPr>
   </w:style>
+  <w:style w:type="paragraph" w:styleId="Revision">
+    <w:name w:val="Revision"/>
+    <w:hidden/>
+    <w:uiPriority w:val="99"/>
+    <w:semiHidden/>
+    <w:rsid w:val="00CA1AA8"/>
+    <w:pPr>
+      <w:spacing w:after="0" w:line="240" w:lineRule="auto"/>
+    </w:pPr>
+  </w:style>
+  <w:style w:type="character" w:styleId="Hyperlink">
+    <w:name w:val="Hyperlink"/>
+    <w:basedOn w:val="DefaultParagraphFont"/>
+    <w:uiPriority w:val="99"/>
+    <w:unhideWhenUsed/>
+    <w:rsid w:val="00AF5345"/>
+    <w:rPr>
+      <w:color w:val="467886" w:themeColor="hyperlink"/>
+      <w:u w:val="single"/>
+    </w:rPr>
+  </w:style>
+  <w:style w:type="character" w:styleId="UnresolvedMention">
+    <w:name w:val="Unresolved Mention"/>
+    <w:basedOn w:val="DefaultParagraphFont"/>
+    <w:uiPriority w:val="99"/>
+    <w:semiHidden/>
+    <w:unhideWhenUsed/>
+    <w:rsid w:val="00AF5345"/>
+    <w:rPr>
+      <w:color w:val="605E5C"/>
+      <w:shd w:val="clear" w:color="auto" w:fill="E1DFDD"/>
+    </w:rPr>
+  </w:style>
 </w:styles>
 </file>
 
